--- a/Documentacion/Entregas/Primera_Entrega/TIHI84_U1_informe_Guía_ABPro.docx
+++ b/Documentacion/Entregas/Primera_Entrega/TIHI84_U1_informe_Guía_ABPro.docx
@@ -4486,7 +4486,7 @@
         <w:pStyle w:val="Subtitulo1"/>
         <w:numPr>
           <w:ilvl w:val="1"/>
-          <w:numId w:val="19"/>
+          <w:numId w:val="4"/>
         </w:numPr>
         <w:rPr>
           <w:color w:val="404040" w:themeColor="text1" w:themeTint="BF"/>
@@ -4506,7 +4506,7 @@
         <w:pStyle w:val="Subtitulo2"/>
         <w:numPr>
           <w:ilvl w:val="2"/>
-          <w:numId w:val="19"/>
+          <w:numId w:val="4"/>
         </w:numPr>
         <w:tabs>
           <w:tab w:val="clear" w:pos="709"/>
@@ -4531,7 +4531,7 @@
       <w:pPr>
         <w:numPr>
           <w:ilvl w:val="0"/>
-          <w:numId w:val="39"/>
+          <w:numId w:val="11"/>
         </w:numPr>
         <w:shd w:val="clear" w:color="auto" w:fill="FFFFFF"/>
         <w:spacing w:before="100" w:beforeAutospacing="1" w:after="100" w:afterAutospacing="1" w:line="240" w:lineRule="auto"/>
@@ -4564,7 +4564,7 @@
       <w:pPr>
         <w:numPr>
           <w:ilvl w:val="0"/>
-          <w:numId w:val="39"/>
+          <w:numId w:val="11"/>
         </w:numPr>
         <w:shd w:val="clear" w:color="auto" w:fill="FFFFFF"/>
         <w:spacing w:before="60" w:after="100" w:afterAutospacing="1" w:line="240" w:lineRule="auto"/>
@@ -4597,7 +4597,7 @@
       <w:pPr>
         <w:numPr>
           <w:ilvl w:val="0"/>
-          <w:numId w:val="39"/>
+          <w:numId w:val="11"/>
         </w:numPr>
         <w:shd w:val="clear" w:color="auto" w:fill="FFFFFF"/>
         <w:spacing w:before="60" w:after="100" w:afterAutospacing="1" w:line="240" w:lineRule="auto"/>
@@ -4648,7 +4648,7 @@
       <w:pPr>
         <w:numPr>
           <w:ilvl w:val="0"/>
-          <w:numId w:val="39"/>
+          <w:numId w:val="11"/>
         </w:numPr>
         <w:shd w:val="clear" w:color="auto" w:fill="FFFFFF"/>
         <w:spacing w:before="60" w:after="100" w:afterAutospacing="1" w:line="240" w:lineRule="auto"/>
@@ -4699,7 +4699,7 @@
       <w:pPr>
         <w:numPr>
           <w:ilvl w:val="0"/>
-          <w:numId w:val="39"/>
+          <w:numId w:val="11"/>
         </w:numPr>
         <w:shd w:val="clear" w:color="auto" w:fill="FFFFFF"/>
         <w:spacing w:before="60" w:after="100" w:afterAutospacing="1" w:line="240" w:lineRule="auto"/>
@@ -4750,7 +4750,7 @@
       <w:pPr>
         <w:numPr>
           <w:ilvl w:val="0"/>
-          <w:numId w:val="39"/>
+          <w:numId w:val="11"/>
         </w:numPr>
         <w:shd w:val="clear" w:color="auto" w:fill="FFFFFF"/>
         <w:spacing w:before="60" w:after="100" w:afterAutospacing="1" w:line="240" w:lineRule="auto"/>
@@ -4783,7 +4783,7 @@
       <w:pPr>
         <w:numPr>
           <w:ilvl w:val="0"/>
-          <w:numId w:val="39"/>
+          <w:numId w:val="11"/>
         </w:numPr>
         <w:shd w:val="clear" w:color="auto" w:fill="FFFFFF"/>
         <w:spacing w:before="60" w:after="100" w:afterAutospacing="1" w:line="240" w:lineRule="auto"/>
@@ -4854,7 +4854,7 @@
       <w:pPr>
         <w:numPr>
           <w:ilvl w:val="0"/>
-          <w:numId w:val="39"/>
+          <w:numId w:val="11"/>
         </w:numPr>
         <w:shd w:val="clear" w:color="auto" w:fill="FFFFFF"/>
         <w:tabs>
@@ -4891,7 +4891,7 @@
         <w:pStyle w:val="Prrafodelista"/>
         <w:numPr>
           <w:ilvl w:val="3"/>
-          <w:numId w:val="19"/>
+          <w:numId w:val="4"/>
         </w:numPr>
         <w:spacing w:after="0"/>
         <w:ind w:left="1843"/>
@@ -4916,9 +4916,20 @@
     <w:p>
       <w:pPr>
         <w:pStyle w:val="Prrafodelista"/>
+        <w:spacing w:after="0"/>
+        <w:ind w:left="1843"/>
+        <w:jc w:val="both"/>
+        <w:rPr>
+          <w:lang w:eastAsia="es-CL"/>
+        </w:rPr>
+      </w:pPr>
+    </w:p>
+    <w:p>
+      <w:pPr>
+        <w:pStyle w:val="Prrafodelista"/>
         <w:numPr>
           <w:ilvl w:val="3"/>
-          <w:numId w:val="19"/>
+          <w:numId w:val="4"/>
         </w:numPr>
         <w:spacing w:after="0"/>
         <w:ind w:left="1843"/>
@@ -4956,7 +4967,7 @@
         <w:pStyle w:val="Subtitulo2"/>
         <w:numPr>
           <w:ilvl w:val="2"/>
-          <w:numId w:val="19"/>
+          <w:numId w:val="4"/>
         </w:numPr>
         <w:tabs>
           <w:tab w:val="clear" w:pos="709"/>
@@ -5050,7 +5061,7 @@
         <w:pStyle w:val="Subtitulo2"/>
         <w:numPr>
           <w:ilvl w:val="0"/>
-          <w:numId w:val="43"/>
+          <w:numId w:val="12"/>
         </w:numPr>
         <w:tabs>
           <w:tab w:val="left" w:pos="1134"/>
@@ -5076,7 +5087,7 @@
       <w:pPr>
         <w:numPr>
           <w:ilvl w:val="0"/>
-          <w:numId w:val="43"/>
+          <w:numId w:val="12"/>
         </w:numPr>
         <w:shd w:val="clear" w:color="auto" w:fill="FFFFFF"/>
         <w:spacing w:before="60" w:after="100" w:afterAutospacing="1" w:line="240" w:lineRule="auto"/>
@@ -5093,6 +5104,7 @@
           <w:shd w:val="clear" w:color="auto" w:fill="FFFFFF"/>
           <w:lang w:eastAsia="es-CL"/>
         </w:rPr>
+        <w:lastRenderedPageBreak/>
         <w:t>La gestión</w:t>
       </w:r>
       <w:r>
@@ -5119,23 +5131,14 @@
           <w:color w:val="1F2328"/>
           <w:lang w:eastAsia="es-CL"/>
         </w:rPr>
-        <w:t xml:space="preserve"> no está integrada a una clasificación formal según la taxonomía de la ANCI, lo que genera incertidumbre sobre si un evento debe reportarse y en qué </w:t>
-      </w:r>
-      <w:r>
-        <w:rPr>
-          <w:rFonts w:eastAsia="Times New Roman" w:cstheme="minorHAnsi"/>
-          <w:color w:val="1F2328"/>
-          <w:lang w:eastAsia="es-CL"/>
-        </w:rPr>
-        <w:lastRenderedPageBreak/>
-        <w:t>plazo (3 horas para alerta temprana, 72 horas y 15 días según severidad, conforme a la Ley 21.663).</w:t>
+        <w:t> no está integrada a una clasificación formal según la taxonomía de la ANCI, lo que genera incertidumbre sobre si un evento debe reportarse y en qué plazo (3 horas para alerta temprana, 72 horas y 15 días según severidad, conforme a la Ley 21.663).</w:t>
       </w:r>
     </w:p>
     <w:p>
       <w:pPr>
         <w:numPr>
           <w:ilvl w:val="0"/>
-          <w:numId w:val="43"/>
+          <w:numId w:val="12"/>
         </w:numPr>
         <w:shd w:val="clear" w:color="auto" w:fill="FFFFFF"/>
         <w:spacing w:before="60" w:after="100" w:afterAutospacing="1" w:line="240" w:lineRule="auto"/>
@@ -5223,7 +5226,7 @@
         <w:pStyle w:val="Subtitulo1"/>
         <w:numPr>
           <w:ilvl w:val="1"/>
-          <w:numId w:val="19"/>
+          <w:numId w:val="4"/>
         </w:numPr>
         <w:rPr>
           <w:color w:val="404040" w:themeColor="text1" w:themeTint="BF"/>
@@ -5249,7 +5252,7 @@
         <w:pStyle w:val="Subtitulo2"/>
         <w:numPr>
           <w:ilvl w:val="2"/>
-          <w:numId w:val="19"/>
+          <w:numId w:val="4"/>
         </w:numPr>
         <w:tabs>
           <w:tab w:val="clear" w:pos="709"/>
@@ -5349,7 +5352,7 @@
         <w:pStyle w:val="Subtitulo2"/>
         <w:numPr>
           <w:ilvl w:val="2"/>
-          <w:numId w:val="19"/>
+          <w:numId w:val="4"/>
         </w:numPr>
         <w:tabs>
           <w:tab w:val="clear" w:pos="709"/>
@@ -5427,7 +5430,7 @@
         <w:pStyle w:val="Estilo4"/>
         <w:numPr>
           <w:ilvl w:val="1"/>
-          <w:numId w:val="22"/>
+          <w:numId w:val="5"/>
         </w:numPr>
         <w:ind w:left="284"/>
         <w:rPr>
@@ -5575,7 +5578,7 @@
         <w:pStyle w:val="Estilo4"/>
         <w:numPr>
           <w:ilvl w:val="1"/>
-          <w:numId w:val="22"/>
+          <w:numId w:val="5"/>
         </w:numPr>
         <w:ind w:left="284"/>
         <w:rPr>
@@ -5638,7 +5641,7 @@
       <w:pPr>
         <w:numPr>
           <w:ilvl w:val="0"/>
-          <w:numId w:val="43"/>
+          <w:numId w:val="12"/>
         </w:numPr>
         <w:shd w:val="clear" w:color="auto" w:fill="FFFFFF"/>
         <w:spacing w:before="60" w:after="100" w:afterAutospacing="1" w:line="240" w:lineRule="auto"/>
@@ -5651,12 +5654,13 @@
       <w:pPr>
         <w:numPr>
           <w:ilvl w:val="0"/>
-          <w:numId w:val="43"/>
+          <w:numId w:val="12"/>
         </w:numPr>
         <w:shd w:val="clear" w:color="auto" w:fill="FFFFFF"/>
         <w:spacing w:before="60" w:after="100" w:afterAutospacing="1" w:line="240" w:lineRule="auto"/>
       </w:pPr>
       <w:r>
+        <w:lastRenderedPageBreak/>
         <w:t>Como encargado de ciberseguridad, quiero visualizar el nivel de madurez por dominio y global en gráficos (torta/barra), para comunicar el avance a la Dirección de forma comprensible.</w:t>
       </w:r>
     </w:p>
@@ -5664,13 +5668,12 @@
       <w:pPr>
         <w:numPr>
           <w:ilvl w:val="0"/>
-          <w:numId w:val="43"/>
+          <w:numId w:val="12"/>
         </w:numPr>
         <w:shd w:val="clear" w:color="auto" w:fill="FFFFFF"/>
         <w:spacing w:before="60" w:after="100" w:afterAutospacing="1" w:line="240" w:lineRule="auto"/>
       </w:pPr>
       <w:r>
-        <w:lastRenderedPageBreak/>
         <w:t>Como encargado de ciberseguridad, quiero registrar incidentes de ciberseguridad clasificándolos según la taxonomía ANCI (severidad, alcance, tipo), para determinar si corresponde reportar y en qué plazo.</w:t>
       </w:r>
     </w:p>
@@ -5678,7 +5681,7 @@
       <w:pPr>
         <w:numPr>
           <w:ilvl w:val="0"/>
-          <w:numId w:val="43"/>
+          <w:numId w:val="12"/>
         </w:numPr>
         <w:shd w:val="clear" w:color="auto" w:fill="FFFFFF"/>
         <w:spacing w:before="60" w:after="100" w:afterAutospacing="1" w:line="240" w:lineRule="auto"/>
@@ -5691,7 +5694,7 @@
       <w:pPr>
         <w:numPr>
           <w:ilvl w:val="0"/>
-          <w:numId w:val="43"/>
+          <w:numId w:val="12"/>
         </w:numPr>
         <w:shd w:val="clear" w:color="auto" w:fill="FFFFFF"/>
         <w:spacing w:before="60" w:after="100" w:afterAutospacing="1" w:line="240" w:lineRule="auto"/>
@@ -5704,7 +5707,7 @@
       <w:pPr>
         <w:numPr>
           <w:ilvl w:val="0"/>
-          <w:numId w:val="43"/>
+          <w:numId w:val="12"/>
         </w:numPr>
         <w:shd w:val="clear" w:color="auto" w:fill="FFFFFF"/>
         <w:spacing w:before="60" w:after="100" w:afterAutospacing="1" w:line="240" w:lineRule="auto"/>
@@ -5743,7 +5746,7 @@
       <w:pPr>
         <w:numPr>
           <w:ilvl w:val="0"/>
-          <w:numId w:val="47"/>
+          <w:numId w:val="13"/>
         </w:numPr>
         <w:shd w:val="clear" w:color="auto" w:fill="FFFFFF"/>
         <w:spacing w:before="100" w:beforeAutospacing="1" w:after="100" w:afterAutospacing="1" w:line="240" w:lineRule="auto"/>
@@ -5770,7 +5773,7 @@
       <w:pPr>
         <w:numPr>
           <w:ilvl w:val="0"/>
-          <w:numId w:val="47"/>
+          <w:numId w:val="13"/>
         </w:numPr>
         <w:shd w:val="clear" w:color="auto" w:fill="FFFFFF"/>
         <w:spacing w:before="60" w:after="100" w:afterAutospacing="1" w:line="240" w:lineRule="auto"/>
@@ -5797,7 +5800,7 @@
       <w:pPr>
         <w:numPr>
           <w:ilvl w:val="0"/>
-          <w:numId w:val="47"/>
+          <w:numId w:val="13"/>
         </w:numPr>
         <w:shd w:val="clear" w:color="auto" w:fill="FFFFFF"/>
         <w:spacing w:before="60" w:after="100" w:afterAutospacing="1" w:line="240" w:lineRule="auto"/>
@@ -5846,7 +5849,7 @@
       <w:pPr>
         <w:numPr>
           <w:ilvl w:val="0"/>
-          <w:numId w:val="47"/>
+          <w:numId w:val="13"/>
         </w:numPr>
         <w:shd w:val="clear" w:color="auto" w:fill="FFFFFF"/>
         <w:spacing w:before="60" w:after="100" w:afterAutospacing="1" w:line="240" w:lineRule="auto"/>
@@ -5927,7 +5930,7 @@
         <w:pStyle w:val="Estilo4"/>
         <w:numPr>
           <w:ilvl w:val="1"/>
-          <w:numId w:val="24"/>
+          <w:numId w:val="6"/>
         </w:numPr>
         <w:ind w:left="284" w:hanging="426"/>
         <w:rPr>
@@ -5970,7 +5973,7 @@
         <w:pStyle w:val="Estilo4"/>
         <w:numPr>
           <w:ilvl w:val="0"/>
-          <w:numId w:val="49"/>
+          <w:numId w:val="14"/>
         </w:numPr>
         <w:rPr>
           <w:color w:val="404040" w:themeColor="text1" w:themeTint="BF"/>
@@ -6024,7 +6027,7 @@
         <w:pStyle w:val="Estilo4"/>
         <w:numPr>
           <w:ilvl w:val="0"/>
-          <w:numId w:val="49"/>
+          <w:numId w:val="14"/>
         </w:numPr>
         <w:rPr>
           <w:color w:val="404040" w:themeColor="text1" w:themeTint="BF"/>
@@ -6050,7 +6053,7 @@
         <w:pStyle w:val="Estilo4"/>
         <w:numPr>
           <w:ilvl w:val="0"/>
-          <w:numId w:val="49"/>
+          <w:numId w:val="14"/>
         </w:numPr>
         <w:rPr>
           <w:color w:val="404040" w:themeColor="text1" w:themeTint="BF"/>
@@ -6076,7 +6079,7 @@
         <w:pStyle w:val="Estilo4"/>
         <w:numPr>
           <w:ilvl w:val="0"/>
-          <w:numId w:val="49"/>
+          <w:numId w:val="14"/>
         </w:numPr>
         <w:rPr>
           <w:color w:val="404040" w:themeColor="text1" w:themeTint="BF"/>
@@ -6102,7 +6105,7 @@
         <w:pStyle w:val="Estilo4"/>
         <w:numPr>
           <w:ilvl w:val="0"/>
-          <w:numId w:val="49"/>
+          <w:numId w:val="14"/>
         </w:numPr>
         <w:rPr>
           <w:color w:val="404040" w:themeColor="text1" w:themeTint="BF"/>
@@ -6114,6 +6117,7 @@
           <w:bCs/>
           <w:color w:val="404040" w:themeColor="text1" w:themeTint="BF"/>
         </w:rPr>
+        <w:lastRenderedPageBreak/>
         <w:t>Herramientas GRC (</w:t>
       </w:r>
       <w:proofErr w:type="spellStart"/>
@@ -6196,7 +6200,7 @@
         <w:pStyle w:val="Estilo4"/>
         <w:numPr>
           <w:ilvl w:val="0"/>
-          <w:numId w:val="49"/>
+          <w:numId w:val="14"/>
         </w:numPr>
         <w:rPr>
           <w:color w:val="404040" w:themeColor="text1" w:themeTint="BF"/>
@@ -6208,7 +6212,6 @@
           <w:bCs/>
           <w:color w:val="404040" w:themeColor="text1" w:themeTint="BF"/>
         </w:rPr>
-        <w:lastRenderedPageBreak/>
         <w:t>Metodologías de desarrollo de software</w:t>
       </w:r>
       <w:r>
@@ -6321,7 +6324,7 @@
         <w:pStyle w:val="Subtitulo1"/>
         <w:numPr>
           <w:ilvl w:val="1"/>
-          <w:numId w:val="25"/>
+          <w:numId w:val="7"/>
         </w:numPr>
         <w:rPr>
           <w:color w:val="404040" w:themeColor="text1" w:themeTint="BF"/>
@@ -6347,7 +6350,7 @@
         <w:pStyle w:val="Subtitulo2"/>
         <w:numPr>
           <w:ilvl w:val="2"/>
-          <w:numId w:val="25"/>
+          <w:numId w:val="7"/>
         </w:numPr>
         <w:tabs>
           <w:tab w:val="clear" w:pos="709"/>
@@ -6420,7 +6423,7 @@
       <w:pPr>
         <w:numPr>
           <w:ilvl w:val="0"/>
-          <w:numId w:val="50"/>
+          <w:numId w:val="15"/>
         </w:numPr>
         <w:shd w:val="clear" w:color="auto" w:fill="FFFFFF"/>
         <w:spacing w:before="100" w:beforeAutospacing="1" w:after="100" w:afterAutospacing="1" w:line="240" w:lineRule="auto"/>
@@ -6453,7 +6456,7 @@
       <w:pPr>
         <w:numPr>
           <w:ilvl w:val="0"/>
-          <w:numId w:val="50"/>
+          <w:numId w:val="15"/>
         </w:numPr>
         <w:shd w:val="clear" w:color="auto" w:fill="FFFFFF"/>
         <w:spacing w:before="60" w:after="100" w:afterAutospacing="1" w:line="240" w:lineRule="auto"/>
@@ -6486,7 +6489,7 @@
       <w:pPr>
         <w:numPr>
           <w:ilvl w:val="0"/>
-          <w:numId w:val="50"/>
+          <w:numId w:val="15"/>
         </w:numPr>
         <w:shd w:val="clear" w:color="auto" w:fill="FFFFFF"/>
         <w:spacing w:before="60" w:after="100" w:afterAutospacing="1" w:line="240" w:lineRule="auto"/>
@@ -6519,7 +6522,7 @@
       <w:pPr>
         <w:numPr>
           <w:ilvl w:val="0"/>
-          <w:numId w:val="50"/>
+          <w:numId w:val="15"/>
         </w:numPr>
         <w:shd w:val="clear" w:color="auto" w:fill="FFFFFF"/>
         <w:spacing w:before="60" w:after="100" w:afterAutospacing="1" w:line="240" w:lineRule="auto"/>
@@ -6570,7 +6573,7 @@
       <w:pPr>
         <w:numPr>
           <w:ilvl w:val="0"/>
-          <w:numId w:val="50"/>
+          <w:numId w:val="15"/>
         </w:numPr>
         <w:shd w:val="clear" w:color="auto" w:fill="FFFFFF"/>
         <w:spacing w:before="60" w:after="100" w:afterAutospacing="1" w:line="240" w:lineRule="auto"/>
@@ -6603,7 +6606,7 @@
       <w:pPr>
         <w:numPr>
           <w:ilvl w:val="0"/>
-          <w:numId w:val="50"/>
+          <w:numId w:val="15"/>
         </w:numPr>
         <w:shd w:val="clear" w:color="auto" w:fill="FFFFFF"/>
         <w:spacing w:before="60" w:after="100" w:afterAutospacing="1" w:line="240" w:lineRule="auto"/>
@@ -6690,7 +6693,7 @@
         <w:pStyle w:val="Subtitulo2"/>
         <w:numPr>
           <w:ilvl w:val="2"/>
-          <w:numId w:val="25"/>
+          <w:numId w:val="7"/>
         </w:numPr>
         <w:tabs>
           <w:tab w:val="clear" w:pos="709"/>
@@ -6762,7 +6765,7 @@
         <w:pStyle w:val="Subtitulo2"/>
         <w:numPr>
           <w:ilvl w:val="0"/>
-          <w:numId w:val="51"/>
+          <w:numId w:val="16"/>
         </w:numPr>
         <w:tabs>
           <w:tab w:val="left" w:pos="993"/>
@@ -6783,7 +6786,7 @@
         <w:pStyle w:val="Subtitulo2"/>
         <w:numPr>
           <w:ilvl w:val="0"/>
-          <w:numId w:val="51"/>
+          <w:numId w:val="16"/>
         </w:numPr>
         <w:tabs>
           <w:tab w:val="left" w:pos="993"/>
@@ -6804,7 +6807,7 @@
         <w:pStyle w:val="Subtitulo2"/>
         <w:numPr>
           <w:ilvl w:val="0"/>
-          <w:numId w:val="51"/>
+          <w:numId w:val="16"/>
         </w:numPr>
         <w:tabs>
           <w:tab w:val="left" w:pos="993"/>
@@ -6839,7 +6842,7 @@
         <w:pStyle w:val="Subtitulo2"/>
         <w:numPr>
           <w:ilvl w:val="0"/>
-          <w:numId w:val="51"/>
+          <w:numId w:val="16"/>
         </w:numPr>
         <w:tabs>
           <w:tab w:val="left" w:pos="993"/>
@@ -6908,7 +6911,7 @@
         <w:pStyle w:val="Subtitulo2"/>
         <w:numPr>
           <w:ilvl w:val="0"/>
-          <w:numId w:val="52"/>
+          <w:numId w:val="17"/>
         </w:numPr>
         <w:tabs>
           <w:tab w:val="left" w:pos="993"/>
@@ -6921,6 +6924,7 @@
         <w:rPr>
           <w:color w:val="404040" w:themeColor="text1" w:themeTint="BF"/>
         </w:rPr>
+        <w:lastRenderedPageBreak/>
         <w:t xml:space="preserve">Integración automática/en tiempo real con </w:t>
       </w:r>
       <w:proofErr w:type="spellStart"/>
@@ -6943,7 +6947,7 @@
         <w:pStyle w:val="Subtitulo2"/>
         <w:numPr>
           <w:ilvl w:val="0"/>
-          <w:numId w:val="52"/>
+          <w:numId w:val="17"/>
         </w:numPr>
         <w:tabs>
           <w:tab w:val="left" w:pos="993"/>
@@ -6964,7 +6968,7 @@
         <w:pStyle w:val="Subtitulo2"/>
         <w:numPr>
           <w:ilvl w:val="0"/>
-          <w:numId w:val="52"/>
+          <w:numId w:val="17"/>
         </w:numPr>
         <w:tabs>
           <w:tab w:val="left" w:pos="993"/>
@@ -6977,7 +6981,6 @@
         <w:rPr>
           <w:color w:val="404040" w:themeColor="text1" w:themeTint="BF"/>
         </w:rPr>
-        <w:lastRenderedPageBreak/>
         <w:t>Certificación formal ISO 27001 del hospital (el sistema apoya la gestión, no reemplaza la auditoría de certificación).</w:t>
       </w:r>
     </w:p>
@@ -7050,7 +7053,7 @@
         <w:pStyle w:val="Subtitulo1"/>
         <w:numPr>
           <w:ilvl w:val="1"/>
-          <w:numId w:val="25"/>
+          <w:numId w:val="7"/>
         </w:numPr>
         <w:rPr>
           <w:color w:val="404040" w:themeColor="text1" w:themeTint="BF"/>
@@ -7070,7 +7073,7 @@
         <w:pStyle w:val="Subtitulo2"/>
         <w:numPr>
           <w:ilvl w:val="2"/>
-          <w:numId w:val="25"/>
+          <w:numId w:val="7"/>
         </w:numPr>
         <w:tabs>
           <w:tab w:val="clear" w:pos="709"/>
@@ -7149,7 +7152,7 @@
         <w:pStyle w:val="Subtitulo2"/>
         <w:numPr>
           <w:ilvl w:val="2"/>
-          <w:numId w:val="25"/>
+          <w:numId w:val="7"/>
         </w:numPr>
         <w:tabs>
           <w:tab w:val="clear" w:pos="709"/>
@@ -8171,7 +8174,7 @@
         <w:pStyle w:val="Subtitulo2"/>
         <w:numPr>
           <w:ilvl w:val="2"/>
-          <w:numId w:val="25"/>
+          <w:numId w:val="7"/>
         </w:numPr>
         <w:tabs>
           <w:tab w:val="clear" w:pos="709"/>
@@ -8187,7 +8190,6 @@
         <w:rPr>
           <w:color w:val="404040" w:themeColor="text1" w:themeTint="BF"/>
         </w:rPr>
-        <w:lastRenderedPageBreak/>
         <w:t>Indicadores de gestión.</w:t>
       </w:r>
       <w:bookmarkEnd w:id="18"/>
@@ -8196,7 +8198,7 @@
       <w:pPr>
         <w:numPr>
           <w:ilvl w:val="0"/>
-          <w:numId w:val="53"/>
+          <w:numId w:val="18"/>
         </w:numPr>
         <w:shd w:val="clear" w:color="auto" w:fill="FFFFFF"/>
         <w:spacing w:before="100" w:beforeAutospacing="1" w:after="100" w:afterAutospacing="1" w:line="240" w:lineRule="auto"/>
@@ -8245,7 +8247,7 @@
       <w:pPr>
         <w:numPr>
           <w:ilvl w:val="0"/>
-          <w:numId w:val="53"/>
+          <w:numId w:val="18"/>
         </w:numPr>
         <w:shd w:val="clear" w:color="auto" w:fill="FFFFFF"/>
         <w:spacing w:before="60" w:after="100" w:afterAutospacing="1" w:line="240" w:lineRule="auto"/>
@@ -8272,7 +8274,7 @@
       <w:pPr>
         <w:numPr>
           <w:ilvl w:val="0"/>
-          <w:numId w:val="53"/>
+          <w:numId w:val="18"/>
         </w:numPr>
         <w:shd w:val="clear" w:color="auto" w:fill="FFFFFF"/>
         <w:spacing w:before="60" w:after="100" w:afterAutospacing="1" w:line="240" w:lineRule="auto"/>
@@ -8299,7 +8301,7 @@
       <w:pPr>
         <w:numPr>
           <w:ilvl w:val="0"/>
-          <w:numId w:val="53"/>
+          <w:numId w:val="18"/>
         </w:numPr>
         <w:shd w:val="clear" w:color="auto" w:fill="FFFFFF"/>
         <w:tabs>
@@ -8347,7 +8349,7 @@
         <w:pStyle w:val="Subtitulo2"/>
         <w:numPr>
           <w:ilvl w:val="2"/>
-          <w:numId w:val="25"/>
+          <w:numId w:val="7"/>
         </w:numPr>
         <w:tabs>
           <w:tab w:val="clear" w:pos="709"/>
@@ -8420,7 +8422,7 @@
         <w:pStyle w:val="Subtitulo1"/>
         <w:numPr>
           <w:ilvl w:val="1"/>
-          <w:numId w:val="25"/>
+          <w:numId w:val="7"/>
         </w:numPr>
         <w:rPr>
           <w:color w:val="404040" w:themeColor="text1" w:themeTint="BF"/>
@@ -8440,7 +8442,7 @@
         <w:pStyle w:val="Subtitulo2"/>
         <w:numPr>
           <w:ilvl w:val="2"/>
-          <w:numId w:val="25"/>
+          <w:numId w:val="7"/>
         </w:numPr>
         <w:tabs>
           <w:tab w:val="clear" w:pos="709"/>
@@ -8505,7 +8507,7 @@
         <w:pStyle w:val="Subtitulo2"/>
         <w:numPr>
           <w:ilvl w:val="2"/>
-          <w:numId w:val="25"/>
+          <w:numId w:val="7"/>
         </w:numPr>
         <w:tabs>
           <w:tab w:val="clear" w:pos="709"/>
@@ -8547,7 +8549,7 @@
         <w:pStyle w:val="Subtitulo2"/>
         <w:numPr>
           <w:ilvl w:val="0"/>
-          <w:numId w:val="54"/>
+          <w:numId w:val="19"/>
         </w:numPr>
         <w:tabs>
           <w:tab w:val="left" w:pos="1276"/>
@@ -8568,7 +8570,7 @@
         <w:pStyle w:val="Subtitulo2"/>
         <w:numPr>
           <w:ilvl w:val="0"/>
-          <w:numId w:val="54"/>
+          <w:numId w:val="19"/>
         </w:numPr>
         <w:tabs>
           <w:tab w:val="left" w:pos="1276"/>
@@ -8589,7 +8591,7 @@
         <w:pStyle w:val="Subtitulo2"/>
         <w:numPr>
           <w:ilvl w:val="0"/>
-          <w:numId w:val="54"/>
+          <w:numId w:val="19"/>
         </w:numPr>
         <w:tabs>
           <w:tab w:val="left" w:pos="1276"/>
@@ -8610,7 +8612,7 @@
         <w:pStyle w:val="Subtitulo2"/>
         <w:numPr>
           <w:ilvl w:val="0"/>
-          <w:numId w:val="54"/>
+          <w:numId w:val="19"/>
         </w:numPr>
         <w:tabs>
           <w:tab w:val="left" w:pos="1276"/>
@@ -8631,7 +8633,7 @@
         <w:pStyle w:val="Subtitulo2"/>
         <w:numPr>
           <w:ilvl w:val="0"/>
-          <w:numId w:val="54"/>
+          <w:numId w:val="19"/>
         </w:numPr>
         <w:tabs>
           <w:tab w:val="left" w:pos="1276"/>
@@ -8698,7 +8700,7 @@
         <w:pStyle w:val="Subtitulo1"/>
         <w:numPr>
           <w:ilvl w:val="1"/>
-          <w:numId w:val="33"/>
+          <w:numId w:val="8"/>
         </w:numPr>
         <w:rPr>
           <w:color w:val="404040" w:themeColor="text1" w:themeTint="BF"/>
@@ -8768,7 +8770,14 @@
         <w:rPr>
           <w:color w:val="404040" w:themeColor="text1" w:themeTint="BF"/>
         </w:rPr>
-        <w:t>, dada la necesidad de validar de forma incremental los distintos módulos (controles, madurez, incidentes, terceros, personas) directamente con el mandante, quien tiene alta disponibilidad de retroalimentación y requerimientos que pueden refinarse a medida que se revisan los controles reales del hospital. </w:t>
+        <w:t xml:space="preserve">, dada la necesidad de validar de forma incremental los distintos módulos (controles, madurez, incidentes, terceros, personas) directamente con el mandante, quien tiene alta disponibilidad de retroalimentación y requerimientos que pueden refinarse a medida </w:t>
+      </w:r>
+      <w:r>
+        <w:rPr>
+          <w:color w:val="404040" w:themeColor="text1" w:themeTint="BF"/>
+        </w:rPr>
+        <w:lastRenderedPageBreak/>
+        <w:t>que se revisan los controles reales del hospital. </w:t>
       </w:r>
       <w:r>
         <w:rPr>
@@ -8797,7 +8806,7 @@
         <w:pStyle w:val="Subtitulo1"/>
         <w:numPr>
           <w:ilvl w:val="1"/>
-          <w:numId w:val="33"/>
+          <w:numId w:val="8"/>
         </w:numPr>
         <w:rPr>
           <w:color w:val="404040" w:themeColor="text1" w:themeTint="BF"/>
@@ -8857,7 +8866,7 @@
         <w:pStyle w:val="Subtitulo1"/>
         <w:numPr>
           <w:ilvl w:val="1"/>
-          <w:numId w:val="33"/>
+          <w:numId w:val="8"/>
         </w:numPr>
         <w:rPr>
           <w:color w:val="404040" w:themeColor="text1" w:themeTint="BF"/>
@@ -8935,7 +8944,7 @@
         <w:pStyle w:val="Subtitulo1"/>
         <w:numPr>
           <w:ilvl w:val="1"/>
-          <w:numId w:val="33"/>
+          <w:numId w:val="8"/>
         </w:numPr>
         <w:rPr>
           <w:color w:val="404040" w:themeColor="text1" w:themeTint="BF"/>
@@ -9028,7 +9037,7 @@
         <w:pStyle w:val="Estilo4"/>
         <w:numPr>
           <w:ilvl w:val="1"/>
-          <w:numId w:val="37"/>
+          <w:numId w:val="9"/>
         </w:numPr>
         <w:tabs>
           <w:tab w:val="left" w:pos="426"/>
@@ -9198,7 +9207,7 @@
       <w:pPr>
         <w:numPr>
           <w:ilvl w:val="0"/>
-          <w:numId w:val="55"/>
+          <w:numId w:val="20"/>
         </w:numPr>
         <w:shd w:val="clear" w:color="auto" w:fill="FFFFFF"/>
         <w:spacing w:before="100" w:beforeAutospacing="1" w:after="100" w:afterAutospacing="1" w:line="240" w:lineRule="auto"/>
@@ -9235,7 +9244,7 @@
       <w:pPr>
         <w:numPr>
           <w:ilvl w:val="0"/>
-          <w:numId w:val="55"/>
+          <w:numId w:val="20"/>
         </w:numPr>
         <w:shd w:val="clear" w:color="auto" w:fill="FFFFFF"/>
         <w:spacing w:before="60" w:after="100" w:afterAutospacing="1" w:line="240" w:lineRule="auto"/>
@@ -9256,7 +9265,7 @@
       <w:pPr>
         <w:numPr>
           <w:ilvl w:val="0"/>
-          <w:numId w:val="55"/>
+          <w:numId w:val="20"/>
         </w:numPr>
         <w:shd w:val="clear" w:color="auto" w:fill="FFFFFF"/>
         <w:spacing w:before="60" w:after="100" w:afterAutospacing="1" w:line="240" w:lineRule="auto"/>
@@ -9395,7 +9404,9 @@
         <w:ind w:left="426" w:hanging="284"/>
       </w:pPr>
       <w:r>
-        <w:lastRenderedPageBreak/>
+        <w:rPr>
+          <w:noProof/>
+        </w:rPr>
         <w:drawing>
           <wp:inline distT="0" distB="0" distL="0" distR="0" wp14:anchorId="71AA07AD" wp14:editId="0D1AC71F">
             <wp:extent cx="5971540" cy="3256915"/>
@@ -9738,6 +9749,7 @@
           <w:color w:val="1F2328"/>
           <w:lang w:eastAsia="es-CL"/>
         </w:rPr>
+        <w:lastRenderedPageBreak/>
         <w:t>Se recomienda un despliegue </w:t>
       </w:r>
       <w:proofErr w:type="spellStart"/>
@@ -9798,7 +9810,7 @@
         <w:pStyle w:val="Estilo4"/>
         <w:numPr>
           <w:ilvl w:val="1"/>
-          <w:numId w:val="38"/>
+          <w:numId w:val="10"/>
         </w:numPr>
         <w:ind w:left="426" w:hanging="426"/>
       </w:pPr>
@@ -10463,7 +10475,7 @@
         <w:pStyle w:val="Estilo4"/>
         <w:numPr>
           <w:ilvl w:val="1"/>
-          <w:numId w:val="38"/>
+          <w:numId w:val="10"/>
         </w:numPr>
         <w:ind w:left="426" w:hanging="426"/>
         <w:rPr>
@@ -10505,7 +10517,7 @@
         <w:pStyle w:val="Estilo4"/>
         <w:numPr>
           <w:ilvl w:val="0"/>
-          <w:numId w:val="56"/>
+          <w:numId w:val="21"/>
         </w:numPr>
       </w:pPr>
       <w:r>
@@ -10532,7 +10544,7 @@
         <w:pStyle w:val="Estilo4"/>
         <w:numPr>
           <w:ilvl w:val="0"/>
-          <w:numId w:val="56"/>
+          <w:numId w:val="21"/>
         </w:numPr>
       </w:pPr>
       <w:r>
@@ -10551,7 +10563,7 @@
         <w:pStyle w:val="Estilo4"/>
         <w:numPr>
           <w:ilvl w:val="0"/>
-          <w:numId w:val="56"/>
+          <w:numId w:val="21"/>
         </w:numPr>
       </w:pPr>
       <w:r>
@@ -10559,6 +10571,7 @@
           <w:b/>
           <w:bCs/>
         </w:rPr>
+        <w:lastRenderedPageBreak/>
         <w:t>Puede adoptarse sin rediseñar la estructura organizacional actual</w:t>
       </w:r>
       <w:r>
@@ -10934,7 +10947,6 @@
       <w:bookmarkStart w:id="32" w:name="_Toc471831144"/>
       <w:bookmarkStart w:id="33" w:name="_Toc166496498"/>
       <w:r>
-        <w:lastRenderedPageBreak/>
         <w:t>Referencias bibliográficas</w:t>
       </w:r>
       <w:bookmarkEnd w:id="31"/>
@@ -10987,7 +10999,7 @@
         <w:pStyle w:val="Estilo3"/>
         <w:numPr>
           <w:ilvl w:val="0"/>
-          <w:numId w:val="59"/>
+          <w:numId w:val="23"/>
         </w:numPr>
         <w:rPr>
           <w:b/>
@@ -11155,7 +11167,7 @@
         <w:pStyle w:val="Estilo3"/>
         <w:numPr>
           <w:ilvl w:val="0"/>
-          <w:numId w:val="59"/>
+          <w:numId w:val="23"/>
         </w:numPr>
         <w:rPr>
           <w:iCs/>
@@ -11310,7 +11322,7 @@
         <w:pStyle w:val="Estilo3"/>
         <w:numPr>
           <w:ilvl w:val="0"/>
-          <w:numId w:val="58"/>
+          <w:numId w:val="22"/>
         </w:numPr>
         <w:rPr>
           <w:iCs/>
@@ -11391,7 +11403,7 @@
         <w:pStyle w:val="Estilo3"/>
         <w:numPr>
           <w:ilvl w:val="0"/>
-          <w:numId w:val="58"/>
+          <w:numId w:val="22"/>
         </w:numPr>
         <w:rPr>
           <w:iCs/>
@@ -11500,7 +11512,7 @@
       <w:pPr>
         <w:numPr>
           <w:ilvl w:val="0"/>
-          <w:numId w:val="60"/>
+          <w:numId w:val="24"/>
         </w:numPr>
         <w:tabs>
           <w:tab w:val="left" w:pos="355"/>
@@ -11526,7 +11538,7 @@
       <w:pPr>
         <w:numPr>
           <w:ilvl w:val="0"/>
-          <w:numId w:val="60"/>
+          <w:numId w:val="24"/>
         </w:numPr>
         <w:tabs>
           <w:tab w:val="left" w:pos="355"/>
@@ -11552,7 +11564,7 @@
       <w:pPr>
         <w:numPr>
           <w:ilvl w:val="0"/>
-          <w:numId w:val="60"/>
+          <w:numId w:val="24"/>
         </w:numPr>
         <w:tabs>
           <w:tab w:val="left" w:pos="355"/>
@@ -11578,7 +11590,7 @@
       <w:pPr>
         <w:numPr>
           <w:ilvl w:val="0"/>
-          <w:numId w:val="60"/>
+          <w:numId w:val="24"/>
         </w:numPr>
         <w:tabs>
           <w:tab w:val="left" w:pos="355"/>
@@ -11604,7 +11616,7 @@
       <w:pPr>
         <w:numPr>
           <w:ilvl w:val="0"/>
-          <w:numId w:val="60"/>
+          <w:numId w:val="24"/>
         </w:numPr>
         <w:tabs>
           <w:tab w:val="left" w:pos="355"/>
@@ -15475,122 +15487,9 @@
     </w:lvl>
   </w:abstractNum>
   <w:abstractNum w:abstractNumId="2" w15:restartNumberingAfterBreak="0">
-    <w:nsid w:val="098307C0"/>
-    <w:multiLevelType w:val="hybridMultilevel"/>
-    <w:tmpl w:val="E640B788"/>
-    <w:lvl w:ilvl="0" w:tplc="340A0001">
-      <w:start w:val="1"/>
-      <w:numFmt w:val="bullet"/>
-      <w:lvlText w:val=""/>
-      <w:lvlJc w:val="left"/>
-      <w:pPr>
-        <w:ind w:left="720" w:hanging="360"/>
-      </w:pPr>
-      <w:rPr>
-        <w:rFonts w:ascii="Symbol" w:hAnsi="Symbol" w:hint="default"/>
-      </w:rPr>
-    </w:lvl>
-    <w:lvl w:ilvl="1" w:tplc="340A0003" w:tentative="1">
-      <w:start w:val="1"/>
-      <w:numFmt w:val="bullet"/>
-      <w:lvlText w:val="o"/>
-      <w:lvlJc w:val="left"/>
-      <w:pPr>
-        <w:ind w:left="1440" w:hanging="360"/>
-      </w:pPr>
-      <w:rPr>
-        <w:rFonts w:ascii="Courier New" w:hAnsi="Courier New" w:cs="Courier New" w:hint="default"/>
-      </w:rPr>
-    </w:lvl>
-    <w:lvl w:ilvl="2" w:tplc="340A0005" w:tentative="1">
-      <w:start w:val="1"/>
-      <w:numFmt w:val="bullet"/>
-      <w:lvlText w:val=""/>
-      <w:lvlJc w:val="left"/>
-      <w:pPr>
-        <w:ind w:left="2160" w:hanging="360"/>
-      </w:pPr>
-      <w:rPr>
-        <w:rFonts w:ascii="Wingdings" w:hAnsi="Wingdings" w:hint="default"/>
-      </w:rPr>
-    </w:lvl>
-    <w:lvl w:ilvl="3" w:tplc="340A0001" w:tentative="1">
-      <w:start w:val="1"/>
-      <w:numFmt w:val="bullet"/>
-      <w:lvlText w:val=""/>
-      <w:lvlJc w:val="left"/>
-      <w:pPr>
-        <w:ind w:left="2880" w:hanging="360"/>
-      </w:pPr>
-      <w:rPr>
-        <w:rFonts w:ascii="Symbol" w:hAnsi="Symbol" w:hint="default"/>
-      </w:rPr>
-    </w:lvl>
-    <w:lvl w:ilvl="4" w:tplc="340A0003" w:tentative="1">
-      <w:start w:val="1"/>
-      <w:numFmt w:val="bullet"/>
-      <w:lvlText w:val="o"/>
-      <w:lvlJc w:val="left"/>
-      <w:pPr>
-        <w:ind w:left="3600" w:hanging="360"/>
-      </w:pPr>
-      <w:rPr>
-        <w:rFonts w:ascii="Courier New" w:hAnsi="Courier New" w:cs="Courier New" w:hint="default"/>
-      </w:rPr>
-    </w:lvl>
-    <w:lvl w:ilvl="5" w:tplc="340A0005" w:tentative="1">
-      <w:start w:val="1"/>
-      <w:numFmt w:val="bullet"/>
-      <w:lvlText w:val=""/>
-      <w:lvlJc w:val="left"/>
-      <w:pPr>
-        <w:ind w:left="4320" w:hanging="360"/>
-      </w:pPr>
-      <w:rPr>
-        <w:rFonts w:ascii="Wingdings" w:hAnsi="Wingdings" w:hint="default"/>
-      </w:rPr>
-    </w:lvl>
-    <w:lvl w:ilvl="6" w:tplc="340A0001" w:tentative="1">
-      <w:start w:val="1"/>
-      <w:numFmt w:val="bullet"/>
-      <w:lvlText w:val=""/>
-      <w:lvlJc w:val="left"/>
-      <w:pPr>
-        <w:ind w:left="5040" w:hanging="360"/>
-      </w:pPr>
-      <w:rPr>
-        <w:rFonts w:ascii="Symbol" w:hAnsi="Symbol" w:hint="default"/>
-      </w:rPr>
-    </w:lvl>
-    <w:lvl w:ilvl="7" w:tplc="340A0003" w:tentative="1">
-      <w:start w:val="1"/>
-      <w:numFmt w:val="bullet"/>
-      <w:lvlText w:val="o"/>
-      <w:lvlJc w:val="left"/>
-      <w:pPr>
-        <w:ind w:left="5760" w:hanging="360"/>
-      </w:pPr>
-      <w:rPr>
-        <w:rFonts w:ascii="Courier New" w:hAnsi="Courier New" w:cs="Courier New" w:hint="default"/>
-      </w:rPr>
-    </w:lvl>
-    <w:lvl w:ilvl="8" w:tplc="340A0005" w:tentative="1">
-      <w:start w:val="1"/>
-      <w:numFmt w:val="bullet"/>
-      <w:lvlText w:val=""/>
-      <w:lvlJc w:val="left"/>
-      <w:pPr>
-        <w:ind w:left="6480" w:hanging="360"/>
-      </w:pPr>
-      <w:rPr>
-        <w:rFonts w:ascii="Wingdings" w:hAnsi="Wingdings" w:hint="default"/>
-      </w:rPr>
-    </w:lvl>
-  </w:abstractNum>
-  <w:abstractNum w:abstractNumId="3" w15:restartNumberingAfterBreak="0">
-    <w:nsid w:val="0A5E6E2B"/>
+    <w:nsid w:val="110D4A96"/>
     <w:multiLevelType w:val="multilevel"/>
-    <w:tmpl w:val="73608F3A"/>
+    <w:tmpl w:val="1C646924"/>
     <w:lvl w:ilvl="0">
       <w:start w:val="1"/>
       <w:numFmt w:val="bullet"/>
@@ -15736,123 +15635,10 @@
       </w:rPr>
     </w:lvl>
   </w:abstractNum>
-  <w:abstractNum w:abstractNumId="4" w15:restartNumberingAfterBreak="0">
-    <w:nsid w:val="10E7299F"/>
-    <w:multiLevelType w:val="hybridMultilevel"/>
-    <w:tmpl w:val="FFE0F33C"/>
-    <w:lvl w:ilvl="0" w:tplc="340A0001">
-      <w:start w:val="1"/>
-      <w:numFmt w:val="bullet"/>
-      <w:lvlText w:val=""/>
-      <w:lvlJc w:val="left"/>
-      <w:pPr>
-        <w:ind w:left="720" w:hanging="360"/>
-      </w:pPr>
-      <w:rPr>
-        <w:rFonts w:ascii="Symbol" w:hAnsi="Symbol" w:hint="default"/>
-      </w:rPr>
-    </w:lvl>
-    <w:lvl w:ilvl="1" w:tplc="340A0003" w:tentative="1">
-      <w:start w:val="1"/>
-      <w:numFmt w:val="bullet"/>
-      <w:lvlText w:val="o"/>
-      <w:lvlJc w:val="left"/>
-      <w:pPr>
-        <w:ind w:left="1440" w:hanging="360"/>
-      </w:pPr>
-      <w:rPr>
-        <w:rFonts w:ascii="Courier New" w:hAnsi="Courier New" w:cs="Courier New" w:hint="default"/>
-      </w:rPr>
-    </w:lvl>
-    <w:lvl w:ilvl="2" w:tplc="340A0005" w:tentative="1">
-      <w:start w:val="1"/>
-      <w:numFmt w:val="bullet"/>
-      <w:lvlText w:val=""/>
-      <w:lvlJc w:val="left"/>
-      <w:pPr>
-        <w:ind w:left="2160" w:hanging="360"/>
-      </w:pPr>
-      <w:rPr>
-        <w:rFonts w:ascii="Wingdings" w:hAnsi="Wingdings" w:hint="default"/>
-      </w:rPr>
-    </w:lvl>
-    <w:lvl w:ilvl="3" w:tplc="340A0001" w:tentative="1">
-      <w:start w:val="1"/>
-      <w:numFmt w:val="bullet"/>
-      <w:lvlText w:val=""/>
-      <w:lvlJc w:val="left"/>
-      <w:pPr>
-        <w:ind w:left="2880" w:hanging="360"/>
-      </w:pPr>
-      <w:rPr>
-        <w:rFonts w:ascii="Symbol" w:hAnsi="Symbol" w:hint="default"/>
-      </w:rPr>
-    </w:lvl>
-    <w:lvl w:ilvl="4" w:tplc="340A0003" w:tentative="1">
-      <w:start w:val="1"/>
-      <w:numFmt w:val="bullet"/>
-      <w:lvlText w:val="o"/>
-      <w:lvlJc w:val="left"/>
-      <w:pPr>
-        <w:ind w:left="3600" w:hanging="360"/>
-      </w:pPr>
-      <w:rPr>
-        <w:rFonts w:ascii="Courier New" w:hAnsi="Courier New" w:cs="Courier New" w:hint="default"/>
-      </w:rPr>
-    </w:lvl>
-    <w:lvl w:ilvl="5" w:tplc="340A0005" w:tentative="1">
-      <w:start w:val="1"/>
-      <w:numFmt w:val="bullet"/>
-      <w:lvlText w:val=""/>
-      <w:lvlJc w:val="left"/>
-      <w:pPr>
-        <w:ind w:left="4320" w:hanging="360"/>
-      </w:pPr>
-      <w:rPr>
-        <w:rFonts w:ascii="Wingdings" w:hAnsi="Wingdings" w:hint="default"/>
-      </w:rPr>
-    </w:lvl>
-    <w:lvl w:ilvl="6" w:tplc="340A0001" w:tentative="1">
-      <w:start w:val="1"/>
-      <w:numFmt w:val="bullet"/>
-      <w:lvlText w:val=""/>
-      <w:lvlJc w:val="left"/>
-      <w:pPr>
-        <w:ind w:left="5040" w:hanging="360"/>
-      </w:pPr>
-      <w:rPr>
-        <w:rFonts w:ascii="Symbol" w:hAnsi="Symbol" w:hint="default"/>
-      </w:rPr>
-    </w:lvl>
-    <w:lvl w:ilvl="7" w:tplc="340A0003" w:tentative="1">
-      <w:start w:val="1"/>
-      <w:numFmt w:val="bullet"/>
-      <w:lvlText w:val="o"/>
-      <w:lvlJc w:val="left"/>
-      <w:pPr>
-        <w:ind w:left="5760" w:hanging="360"/>
-      </w:pPr>
-      <w:rPr>
-        <w:rFonts w:ascii="Courier New" w:hAnsi="Courier New" w:cs="Courier New" w:hint="default"/>
-      </w:rPr>
-    </w:lvl>
-    <w:lvl w:ilvl="8" w:tplc="340A0005" w:tentative="1">
-      <w:start w:val="1"/>
-      <w:numFmt w:val="bullet"/>
-      <w:lvlText w:val=""/>
-      <w:lvlJc w:val="left"/>
-      <w:pPr>
-        <w:ind w:left="6480" w:hanging="360"/>
-      </w:pPr>
-      <w:rPr>
-        <w:rFonts w:ascii="Wingdings" w:hAnsi="Wingdings" w:hint="default"/>
-      </w:rPr>
-    </w:lvl>
-  </w:abstractNum>
-  <w:abstractNum w:abstractNumId="5" w15:restartNumberingAfterBreak="0">
-    <w:nsid w:val="110D4A96"/>
+  <w:abstractNum w:abstractNumId="3" w15:restartNumberingAfterBreak="0">
+    <w:nsid w:val="169463D5"/>
     <w:multiLevelType w:val="multilevel"/>
-    <w:tmpl w:val="1C646924"/>
+    <w:tmpl w:val="3C7A9C64"/>
     <w:lvl w:ilvl="0">
       <w:start w:val="1"/>
       <w:numFmt w:val="bullet"/>
@@ -15998,10 +15784,123 @@
       </w:rPr>
     </w:lvl>
   </w:abstractNum>
-  <w:abstractNum w:abstractNumId="6" w15:restartNumberingAfterBreak="0">
-    <w:nsid w:val="169463D5"/>
+  <w:abstractNum w:abstractNumId="4" w15:restartNumberingAfterBreak="0">
+    <w:nsid w:val="19BE5047"/>
     <w:multiLevelType w:val="multilevel"/>
-    <w:tmpl w:val="3C7A9C64"/>
+    <w:tmpl w:val="D7347A58"/>
+    <w:lvl w:ilvl="0">
+      <w:start w:val="1"/>
+      <w:numFmt w:val="decimal"/>
+      <w:lvlText w:val="%1."/>
+      <w:lvlJc w:val="left"/>
+      <w:pPr>
+        <w:tabs>
+          <w:tab w:val="num" w:pos="720"/>
+        </w:tabs>
+        <w:ind w:left="720" w:hanging="360"/>
+      </w:pPr>
+    </w:lvl>
+    <w:lvl w:ilvl="1" w:tentative="1">
+      <w:start w:val="1"/>
+      <w:numFmt w:val="decimal"/>
+      <w:lvlText w:val="%2."/>
+      <w:lvlJc w:val="left"/>
+      <w:pPr>
+        <w:tabs>
+          <w:tab w:val="num" w:pos="1440"/>
+        </w:tabs>
+        <w:ind w:left="1440" w:hanging="360"/>
+      </w:pPr>
+    </w:lvl>
+    <w:lvl w:ilvl="2" w:tentative="1">
+      <w:start w:val="1"/>
+      <w:numFmt w:val="decimal"/>
+      <w:lvlText w:val="%3."/>
+      <w:lvlJc w:val="left"/>
+      <w:pPr>
+        <w:tabs>
+          <w:tab w:val="num" w:pos="2160"/>
+        </w:tabs>
+        <w:ind w:left="2160" w:hanging="360"/>
+      </w:pPr>
+    </w:lvl>
+    <w:lvl w:ilvl="3" w:tentative="1">
+      <w:start w:val="1"/>
+      <w:numFmt w:val="decimal"/>
+      <w:lvlText w:val="%4."/>
+      <w:lvlJc w:val="left"/>
+      <w:pPr>
+        <w:tabs>
+          <w:tab w:val="num" w:pos="2880"/>
+        </w:tabs>
+        <w:ind w:left="2880" w:hanging="360"/>
+      </w:pPr>
+    </w:lvl>
+    <w:lvl w:ilvl="4" w:tentative="1">
+      <w:start w:val="1"/>
+      <w:numFmt w:val="decimal"/>
+      <w:lvlText w:val="%5."/>
+      <w:lvlJc w:val="left"/>
+      <w:pPr>
+        <w:tabs>
+          <w:tab w:val="num" w:pos="3600"/>
+        </w:tabs>
+        <w:ind w:left="3600" w:hanging="360"/>
+      </w:pPr>
+    </w:lvl>
+    <w:lvl w:ilvl="5" w:tentative="1">
+      <w:start w:val="1"/>
+      <w:numFmt w:val="decimal"/>
+      <w:lvlText w:val="%6."/>
+      <w:lvlJc w:val="left"/>
+      <w:pPr>
+        <w:tabs>
+          <w:tab w:val="num" w:pos="4320"/>
+        </w:tabs>
+        <w:ind w:left="4320" w:hanging="360"/>
+      </w:pPr>
+    </w:lvl>
+    <w:lvl w:ilvl="6" w:tentative="1">
+      <w:start w:val="1"/>
+      <w:numFmt w:val="decimal"/>
+      <w:lvlText w:val="%7."/>
+      <w:lvlJc w:val="left"/>
+      <w:pPr>
+        <w:tabs>
+          <w:tab w:val="num" w:pos="5040"/>
+        </w:tabs>
+        <w:ind w:left="5040" w:hanging="360"/>
+      </w:pPr>
+    </w:lvl>
+    <w:lvl w:ilvl="7" w:tentative="1">
+      <w:start w:val="1"/>
+      <w:numFmt w:val="decimal"/>
+      <w:lvlText w:val="%8."/>
+      <w:lvlJc w:val="left"/>
+      <w:pPr>
+        <w:tabs>
+          <w:tab w:val="num" w:pos="5760"/>
+        </w:tabs>
+        <w:ind w:left="5760" w:hanging="360"/>
+      </w:pPr>
+    </w:lvl>
+    <w:lvl w:ilvl="8" w:tentative="1">
+      <w:start w:val="1"/>
+      <w:numFmt w:val="decimal"/>
+      <w:lvlText w:val="%9."/>
+      <w:lvlJc w:val="left"/>
+      <w:pPr>
+        <w:tabs>
+          <w:tab w:val="num" w:pos="6480"/>
+        </w:tabs>
+        <w:ind w:left="6480" w:hanging="360"/>
+      </w:pPr>
+    </w:lvl>
+  </w:abstractNum>
+  <w:abstractNum w:abstractNumId="5" w15:restartNumberingAfterBreak="0">
+    <w:nsid w:val="1D4A6021"/>
+    <w:multiLevelType w:val="multilevel"/>
+    <w:tmpl w:val="1956726C"/>
     <w:lvl w:ilvl="0">
       <w:start w:val="1"/>
       <w:numFmt w:val="bullet"/>
@@ -16147,301 +16046,10 @@
       </w:rPr>
     </w:lvl>
   </w:abstractNum>
-  <w:abstractNum w:abstractNumId="7" w15:restartNumberingAfterBreak="0">
-    <w:nsid w:val="16B5469F"/>
-    <w:multiLevelType w:val="hybridMultilevel"/>
-    <w:tmpl w:val="3C8C32CC"/>
-    <w:lvl w:ilvl="0" w:tplc="04F8016E">
-      <w:start w:val="1"/>
-      <w:numFmt w:val="upperRoman"/>
-      <w:lvlText w:val="%1."/>
-      <w:lvlJc w:val="left"/>
-      <w:pPr>
-        <w:ind w:left="1080" w:hanging="720"/>
-      </w:pPr>
-      <w:rPr>
-        <w:rFonts w:hint="default"/>
-      </w:rPr>
-    </w:lvl>
-    <w:lvl w:ilvl="1" w:tplc="340A0019" w:tentative="1">
-      <w:start w:val="1"/>
-      <w:numFmt w:val="lowerLetter"/>
-      <w:lvlText w:val="%2."/>
-      <w:lvlJc w:val="left"/>
-      <w:pPr>
-        <w:ind w:left="1440" w:hanging="360"/>
-      </w:pPr>
-    </w:lvl>
-    <w:lvl w:ilvl="2" w:tplc="340A001B" w:tentative="1">
-      <w:start w:val="1"/>
-      <w:numFmt w:val="lowerRoman"/>
-      <w:lvlText w:val="%3."/>
-      <w:lvlJc w:val="right"/>
-      <w:pPr>
-        <w:ind w:left="2160" w:hanging="180"/>
-      </w:pPr>
-    </w:lvl>
-    <w:lvl w:ilvl="3" w:tplc="340A000F" w:tentative="1">
-      <w:start w:val="1"/>
-      <w:numFmt w:val="decimal"/>
-      <w:lvlText w:val="%4."/>
-      <w:lvlJc w:val="left"/>
-      <w:pPr>
-        <w:ind w:left="2880" w:hanging="360"/>
-      </w:pPr>
-    </w:lvl>
-    <w:lvl w:ilvl="4" w:tplc="340A0019" w:tentative="1">
-      <w:start w:val="1"/>
-      <w:numFmt w:val="lowerLetter"/>
-      <w:lvlText w:val="%5."/>
-      <w:lvlJc w:val="left"/>
-      <w:pPr>
-        <w:ind w:left="3600" w:hanging="360"/>
-      </w:pPr>
-    </w:lvl>
-    <w:lvl w:ilvl="5" w:tplc="340A001B" w:tentative="1">
-      <w:start w:val="1"/>
-      <w:numFmt w:val="lowerRoman"/>
-      <w:lvlText w:val="%6."/>
-      <w:lvlJc w:val="right"/>
-      <w:pPr>
-        <w:ind w:left="4320" w:hanging="180"/>
-      </w:pPr>
-    </w:lvl>
-    <w:lvl w:ilvl="6" w:tplc="340A000F" w:tentative="1">
-      <w:start w:val="1"/>
-      <w:numFmt w:val="decimal"/>
-      <w:lvlText w:val="%7."/>
-      <w:lvlJc w:val="left"/>
-      <w:pPr>
-        <w:ind w:left="5040" w:hanging="360"/>
-      </w:pPr>
-    </w:lvl>
-    <w:lvl w:ilvl="7" w:tplc="340A0019" w:tentative="1">
-      <w:start w:val="1"/>
-      <w:numFmt w:val="lowerLetter"/>
-      <w:lvlText w:val="%8."/>
-      <w:lvlJc w:val="left"/>
-      <w:pPr>
-        <w:ind w:left="5760" w:hanging="360"/>
-      </w:pPr>
-    </w:lvl>
-    <w:lvl w:ilvl="8" w:tplc="340A001B" w:tentative="1">
-      <w:start w:val="1"/>
-      <w:numFmt w:val="lowerRoman"/>
-      <w:lvlText w:val="%9."/>
-      <w:lvlJc w:val="right"/>
-      <w:pPr>
-        <w:ind w:left="6480" w:hanging="180"/>
-      </w:pPr>
-    </w:lvl>
-  </w:abstractNum>
-  <w:abstractNum w:abstractNumId="8" w15:restartNumberingAfterBreak="0">
-    <w:nsid w:val="191143C3"/>
-    <w:multiLevelType w:val="hybridMultilevel"/>
-    <w:tmpl w:val="78C8EDA8"/>
-    <w:lvl w:ilvl="0" w:tplc="340A000F">
-      <w:start w:val="1"/>
-      <w:numFmt w:val="decimal"/>
-      <w:lvlText w:val="%1."/>
-      <w:lvlJc w:val="left"/>
-      <w:pPr>
-        <w:ind w:left="720" w:hanging="360"/>
-      </w:pPr>
-      <w:rPr>
-        <w:rFonts w:hint="default"/>
-      </w:rPr>
-    </w:lvl>
-    <w:lvl w:ilvl="1" w:tplc="340A0019" w:tentative="1">
-      <w:start w:val="1"/>
-      <w:numFmt w:val="lowerLetter"/>
-      <w:lvlText w:val="%2."/>
-      <w:lvlJc w:val="left"/>
-      <w:pPr>
-        <w:ind w:left="1440" w:hanging="360"/>
-      </w:pPr>
-    </w:lvl>
-    <w:lvl w:ilvl="2" w:tplc="340A001B" w:tentative="1">
-      <w:start w:val="1"/>
-      <w:numFmt w:val="lowerRoman"/>
-      <w:lvlText w:val="%3."/>
-      <w:lvlJc w:val="right"/>
-      <w:pPr>
-        <w:ind w:left="2160" w:hanging="180"/>
-      </w:pPr>
-    </w:lvl>
-    <w:lvl w:ilvl="3" w:tplc="340A000F" w:tentative="1">
-      <w:start w:val="1"/>
-      <w:numFmt w:val="decimal"/>
-      <w:lvlText w:val="%4."/>
-      <w:lvlJc w:val="left"/>
-      <w:pPr>
-        <w:ind w:left="2880" w:hanging="360"/>
-      </w:pPr>
-    </w:lvl>
-    <w:lvl w:ilvl="4" w:tplc="340A0019" w:tentative="1">
-      <w:start w:val="1"/>
-      <w:numFmt w:val="lowerLetter"/>
-      <w:lvlText w:val="%5."/>
-      <w:lvlJc w:val="left"/>
-      <w:pPr>
-        <w:ind w:left="3600" w:hanging="360"/>
-      </w:pPr>
-    </w:lvl>
-    <w:lvl w:ilvl="5" w:tplc="340A001B" w:tentative="1">
-      <w:start w:val="1"/>
-      <w:numFmt w:val="lowerRoman"/>
-      <w:lvlText w:val="%6."/>
-      <w:lvlJc w:val="right"/>
-      <w:pPr>
-        <w:ind w:left="4320" w:hanging="180"/>
-      </w:pPr>
-    </w:lvl>
-    <w:lvl w:ilvl="6" w:tplc="340A000F" w:tentative="1">
-      <w:start w:val="1"/>
-      <w:numFmt w:val="decimal"/>
-      <w:lvlText w:val="%7."/>
-      <w:lvlJc w:val="left"/>
-      <w:pPr>
-        <w:ind w:left="5040" w:hanging="360"/>
-      </w:pPr>
-    </w:lvl>
-    <w:lvl w:ilvl="7" w:tplc="340A0019" w:tentative="1">
-      <w:start w:val="1"/>
-      <w:numFmt w:val="lowerLetter"/>
-      <w:lvlText w:val="%8."/>
-      <w:lvlJc w:val="left"/>
-      <w:pPr>
-        <w:ind w:left="5760" w:hanging="360"/>
-      </w:pPr>
-    </w:lvl>
-    <w:lvl w:ilvl="8" w:tplc="340A001B" w:tentative="1">
-      <w:start w:val="1"/>
-      <w:numFmt w:val="lowerRoman"/>
-      <w:lvlText w:val="%9."/>
-      <w:lvlJc w:val="right"/>
-      <w:pPr>
-        <w:ind w:left="6480" w:hanging="180"/>
-      </w:pPr>
-    </w:lvl>
-  </w:abstractNum>
-  <w:abstractNum w:abstractNumId="9" w15:restartNumberingAfterBreak="0">
-    <w:nsid w:val="19BE5047"/>
+  <w:abstractNum w:abstractNumId="6" w15:restartNumberingAfterBreak="0">
+    <w:nsid w:val="23581101"/>
     <w:multiLevelType w:val="multilevel"/>
-    <w:tmpl w:val="D7347A58"/>
-    <w:lvl w:ilvl="0">
-      <w:start w:val="1"/>
-      <w:numFmt w:val="decimal"/>
-      <w:lvlText w:val="%1."/>
-      <w:lvlJc w:val="left"/>
-      <w:pPr>
-        <w:tabs>
-          <w:tab w:val="num" w:pos="720"/>
-        </w:tabs>
-        <w:ind w:left="720" w:hanging="360"/>
-      </w:pPr>
-    </w:lvl>
-    <w:lvl w:ilvl="1" w:tentative="1">
-      <w:start w:val="1"/>
-      <w:numFmt w:val="decimal"/>
-      <w:lvlText w:val="%2."/>
-      <w:lvlJc w:val="left"/>
-      <w:pPr>
-        <w:tabs>
-          <w:tab w:val="num" w:pos="1440"/>
-        </w:tabs>
-        <w:ind w:left="1440" w:hanging="360"/>
-      </w:pPr>
-    </w:lvl>
-    <w:lvl w:ilvl="2" w:tentative="1">
-      <w:start w:val="1"/>
-      <w:numFmt w:val="decimal"/>
-      <w:lvlText w:val="%3."/>
-      <w:lvlJc w:val="left"/>
-      <w:pPr>
-        <w:tabs>
-          <w:tab w:val="num" w:pos="2160"/>
-        </w:tabs>
-        <w:ind w:left="2160" w:hanging="360"/>
-      </w:pPr>
-    </w:lvl>
-    <w:lvl w:ilvl="3" w:tentative="1">
-      <w:start w:val="1"/>
-      <w:numFmt w:val="decimal"/>
-      <w:lvlText w:val="%4."/>
-      <w:lvlJc w:val="left"/>
-      <w:pPr>
-        <w:tabs>
-          <w:tab w:val="num" w:pos="2880"/>
-        </w:tabs>
-        <w:ind w:left="2880" w:hanging="360"/>
-      </w:pPr>
-    </w:lvl>
-    <w:lvl w:ilvl="4" w:tentative="1">
-      <w:start w:val="1"/>
-      <w:numFmt w:val="decimal"/>
-      <w:lvlText w:val="%5."/>
-      <w:lvlJc w:val="left"/>
-      <w:pPr>
-        <w:tabs>
-          <w:tab w:val="num" w:pos="3600"/>
-        </w:tabs>
-        <w:ind w:left="3600" w:hanging="360"/>
-      </w:pPr>
-    </w:lvl>
-    <w:lvl w:ilvl="5" w:tentative="1">
-      <w:start w:val="1"/>
-      <w:numFmt w:val="decimal"/>
-      <w:lvlText w:val="%6."/>
-      <w:lvlJc w:val="left"/>
-      <w:pPr>
-        <w:tabs>
-          <w:tab w:val="num" w:pos="4320"/>
-        </w:tabs>
-        <w:ind w:left="4320" w:hanging="360"/>
-      </w:pPr>
-    </w:lvl>
-    <w:lvl w:ilvl="6" w:tentative="1">
-      <w:start w:val="1"/>
-      <w:numFmt w:val="decimal"/>
-      <w:lvlText w:val="%7."/>
-      <w:lvlJc w:val="left"/>
-      <w:pPr>
-        <w:tabs>
-          <w:tab w:val="num" w:pos="5040"/>
-        </w:tabs>
-        <w:ind w:left="5040" w:hanging="360"/>
-      </w:pPr>
-    </w:lvl>
-    <w:lvl w:ilvl="7" w:tentative="1">
-      <w:start w:val="1"/>
-      <w:numFmt w:val="decimal"/>
-      <w:lvlText w:val="%8."/>
-      <w:lvlJc w:val="left"/>
-      <w:pPr>
-        <w:tabs>
-          <w:tab w:val="num" w:pos="5760"/>
-        </w:tabs>
-        <w:ind w:left="5760" w:hanging="360"/>
-      </w:pPr>
-    </w:lvl>
-    <w:lvl w:ilvl="8" w:tentative="1">
-      <w:start w:val="1"/>
-      <w:numFmt w:val="decimal"/>
-      <w:lvlText w:val="%9."/>
-      <w:lvlJc w:val="left"/>
-      <w:pPr>
-        <w:tabs>
-          <w:tab w:val="num" w:pos="6480"/>
-        </w:tabs>
-        <w:ind w:left="6480" w:hanging="360"/>
-      </w:pPr>
-    </w:lvl>
-  </w:abstractNum>
-  <w:abstractNum w:abstractNumId="10" w15:restartNumberingAfterBreak="0">
-    <w:nsid w:val="1D4A6021"/>
-    <w:multiLevelType w:val="multilevel"/>
-    <w:tmpl w:val="1956726C"/>
+    <w:tmpl w:val="01567FD2"/>
     <w:lvl w:ilvl="0">
       <w:start w:val="1"/>
       <w:numFmt w:val="bullet"/>
@@ -16587,156 +16195,7 @@
       </w:rPr>
     </w:lvl>
   </w:abstractNum>
-  <w:abstractNum w:abstractNumId="11" w15:restartNumberingAfterBreak="0">
-    <w:nsid w:val="23581101"/>
-    <w:multiLevelType w:val="multilevel"/>
-    <w:tmpl w:val="01567FD2"/>
-    <w:lvl w:ilvl="0">
-      <w:start w:val="1"/>
-      <w:numFmt w:val="bullet"/>
-      <w:lvlText w:val=""/>
-      <w:lvlJc w:val="left"/>
-      <w:pPr>
-        <w:tabs>
-          <w:tab w:val="num" w:pos="720"/>
-        </w:tabs>
-        <w:ind w:left="720" w:hanging="360"/>
-      </w:pPr>
-      <w:rPr>
-        <w:rFonts w:ascii="Symbol" w:hAnsi="Symbol" w:hint="default"/>
-        <w:sz w:val="20"/>
-      </w:rPr>
-    </w:lvl>
-    <w:lvl w:ilvl="1" w:tentative="1">
-      <w:start w:val="1"/>
-      <w:numFmt w:val="bullet"/>
-      <w:lvlText w:val="o"/>
-      <w:lvlJc w:val="left"/>
-      <w:pPr>
-        <w:tabs>
-          <w:tab w:val="num" w:pos="1440"/>
-        </w:tabs>
-        <w:ind w:left="1440" w:hanging="360"/>
-      </w:pPr>
-      <w:rPr>
-        <w:rFonts w:ascii="Courier New" w:hAnsi="Courier New" w:hint="default"/>
-        <w:sz w:val="20"/>
-      </w:rPr>
-    </w:lvl>
-    <w:lvl w:ilvl="2" w:tentative="1">
-      <w:start w:val="1"/>
-      <w:numFmt w:val="bullet"/>
-      <w:lvlText w:val=""/>
-      <w:lvlJc w:val="left"/>
-      <w:pPr>
-        <w:tabs>
-          <w:tab w:val="num" w:pos="2160"/>
-        </w:tabs>
-        <w:ind w:left="2160" w:hanging="360"/>
-      </w:pPr>
-      <w:rPr>
-        <w:rFonts w:ascii="Wingdings" w:hAnsi="Wingdings" w:hint="default"/>
-        <w:sz w:val="20"/>
-      </w:rPr>
-    </w:lvl>
-    <w:lvl w:ilvl="3" w:tentative="1">
-      <w:start w:val="1"/>
-      <w:numFmt w:val="bullet"/>
-      <w:lvlText w:val=""/>
-      <w:lvlJc w:val="left"/>
-      <w:pPr>
-        <w:tabs>
-          <w:tab w:val="num" w:pos="2880"/>
-        </w:tabs>
-        <w:ind w:left="2880" w:hanging="360"/>
-      </w:pPr>
-      <w:rPr>
-        <w:rFonts w:ascii="Wingdings" w:hAnsi="Wingdings" w:hint="default"/>
-        <w:sz w:val="20"/>
-      </w:rPr>
-    </w:lvl>
-    <w:lvl w:ilvl="4" w:tentative="1">
-      <w:start w:val="1"/>
-      <w:numFmt w:val="bullet"/>
-      <w:lvlText w:val=""/>
-      <w:lvlJc w:val="left"/>
-      <w:pPr>
-        <w:tabs>
-          <w:tab w:val="num" w:pos="3600"/>
-        </w:tabs>
-        <w:ind w:left="3600" w:hanging="360"/>
-      </w:pPr>
-      <w:rPr>
-        <w:rFonts w:ascii="Wingdings" w:hAnsi="Wingdings" w:hint="default"/>
-        <w:sz w:val="20"/>
-      </w:rPr>
-    </w:lvl>
-    <w:lvl w:ilvl="5" w:tentative="1">
-      <w:start w:val="1"/>
-      <w:numFmt w:val="bullet"/>
-      <w:lvlText w:val=""/>
-      <w:lvlJc w:val="left"/>
-      <w:pPr>
-        <w:tabs>
-          <w:tab w:val="num" w:pos="4320"/>
-        </w:tabs>
-        <w:ind w:left="4320" w:hanging="360"/>
-      </w:pPr>
-      <w:rPr>
-        <w:rFonts w:ascii="Wingdings" w:hAnsi="Wingdings" w:hint="default"/>
-        <w:sz w:val="20"/>
-      </w:rPr>
-    </w:lvl>
-    <w:lvl w:ilvl="6" w:tentative="1">
-      <w:start w:val="1"/>
-      <w:numFmt w:val="bullet"/>
-      <w:lvlText w:val=""/>
-      <w:lvlJc w:val="left"/>
-      <w:pPr>
-        <w:tabs>
-          <w:tab w:val="num" w:pos="5040"/>
-        </w:tabs>
-        <w:ind w:left="5040" w:hanging="360"/>
-      </w:pPr>
-      <w:rPr>
-        <w:rFonts w:ascii="Wingdings" w:hAnsi="Wingdings" w:hint="default"/>
-        <w:sz w:val="20"/>
-      </w:rPr>
-    </w:lvl>
-    <w:lvl w:ilvl="7" w:tentative="1">
-      <w:start w:val="1"/>
-      <w:numFmt w:val="bullet"/>
-      <w:lvlText w:val=""/>
-      <w:lvlJc w:val="left"/>
-      <w:pPr>
-        <w:tabs>
-          <w:tab w:val="num" w:pos="5760"/>
-        </w:tabs>
-        <w:ind w:left="5760" w:hanging="360"/>
-      </w:pPr>
-      <w:rPr>
-        <w:rFonts w:ascii="Wingdings" w:hAnsi="Wingdings" w:hint="default"/>
-        <w:sz w:val="20"/>
-      </w:rPr>
-    </w:lvl>
-    <w:lvl w:ilvl="8" w:tentative="1">
-      <w:start w:val="1"/>
-      <w:numFmt w:val="bullet"/>
-      <w:lvlText w:val=""/>
-      <w:lvlJc w:val="left"/>
-      <w:pPr>
-        <w:tabs>
-          <w:tab w:val="num" w:pos="6480"/>
-        </w:tabs>
-        <w:ind w:left="6480" w:hanging="360"/>
-      </w:pPr>
-      <w:rPr>
-        <w:rFonts w:ascii="Wingdings" w:hAnsi="Wingdings" w:hint="default"/>
-        <w:sz w:val="20"/>
-      </w:rPr>
-    </w:lvl>
-  </w:abstractNum>
-  <w:abstractNum w:abstractNumId="12" w15:restartNumberingAfterBreak="0">
+  <w:abstractNum w:abstractNumId="7" w15:restartNumberingAfterBreak="0">
     <w:nsid w:val="23897715"/>
     <w:multiLevelType w:val="multilevel"/>
     <w:tmpl w:val="626A0124"/>
@@ -16849,7 +16308,7 @@
       </w:rPr>
     </w:lvl>
   </w:abstractNum>
-  <w:abstractNum w:abstractNumId="13" w15:restartNumberingAfterBreak="0">
+  <w:abstractNum w:abstractNumId="8" w15:restartNumberingAfterBreak="0">
     <w:nsid w:val="24FD46AA"/>
     <w:multiLevelType w:val="multilevel"/>
     <w:tmpl w:val="652247DE"/>
@@ -16998,7 +16457,7 @@
       </w:rPr>
     </w:lvl>
   </w:abstractNum>
-  <w:abstractNum w:abstractNumId="14" w15:restartNumberingAfterBreak="0">
+  <w:abstractNum w:abstractNumId="9" w15:restartNumberingAfterBreak="0">
     <w:nsid w:val="272C6A76"/>
     <w:multiLevelType w:val="multilevel"/>
     <w:tmpl w:val="D7D46EE4"/>
@@ -17120,7 +16579,7 @@
       </w:rPr>
     </w:lvl>
   </w:abstractNum>
-  <w:abstractNum w:abstractNumId="15" w15:restartNumberingAfterBreak="0">
+  <w:abstractNum w:abstractNumId="10" w15:restartNumberingAfterBreak="0">
     <w:nsid w:val="28BD0875"/>
     <w:multiLevelType w:val="hybridMultilevel"/>
     <w:tmpl w:val="A75C0EB2"/>
@@ -17215,156 +16674,7 @@
       </w:pPr>
     </w:lvl>
   </w:abstractNum>
-  <w:abstractNum w:abstractNumId="16" w15:restartNumberingAfterBreak="0">
-    <w:nsid w:val="2C643C42"/>
-    <w:multiLevelType w:val="multilevel"/>
-    <w:tmpl w:val="C8C60164"/>
-    <w:lvl w:ilvl="0">
-      <w:start w:val="1"/>
-      <w:numFmt w:val="bullet"/>
-      <w:lvlText w:val=""/>
-      <w:lvlJc w:val="left"/>
-      <w:pPr>
-        <w:tabs>
-          <w:tab w:val="num" w:pos="720"/>
-        </w:tabs>
-        <w:ind w:left="720" w:hanging="360"/>
-      </w:pPr>
-      <w:rPr>
-        <w:rFonts w:ascii="Symbol" w:hAnsi="Symbol" w:hint="default"/>
-        <w:sz w:val="20"/>
-      </w:rPr>
-    </w:lvl>
-    <w:lvl w:ilvl="1" w:tentative="1">
-      <w:start w:val="1"/>
-      <w:numFmt w:val="bullet"/>
-      <w:lvlText w:val="o"/>
-      <w:lvlJc w:val="left"/>
-      <w:pPr>
-        <w:tabs>
-          <w:tab w:val="num" w:pos="1440"/>
-        </w:tabs>
-        <w:ind w:left="1440" w:hanging="360"/>
-      </w:pPr>
-      <w:rPr>
-        <w:rFonts w:ascii="Courier New" w:hAnsi="Courier New" w:hint="default"/>
-        <w:sz w:val="20"/>
-      </w:rPr>
-    </w:lvl>
-    <w:lvl w:ilvl="2" w:tentative="1">
-      <w:start w:val="1"/>
-      <w:numFmt w:val="bullet"/>
-      <w:lvlText w:val=""/>
-      <w:lvlJc w:val="left"/>
-      <w:pPr>
-        <w:tabs>
-          <w:tab w:val="num" w:pos="2160"/>
-        </w:tabs>
-        <w:ind w:left="2160" w:hanging="360"/>
-      </w:pPr>
-      <w:rPr>
-        <w:rFonts w:ascii="Wingdings" w:hAnsi="Wingdings" w:hint="default"/>
-        <w:sz w:val="20"/>
-      </w:rPr>
-    </w:lvl>
-    <w:lvl w:ilvl="3" w:tentative="1">
-      <w:start w:val="1"/>
-      <w:numFmt w:val="bullet"/>
-      <w:lvlText w:val=""/>
-      <w:lvlJc w:val="left"/>
-      <w:pPr>
-        <w:tabs>
-          <w:tab w:val="num" w:pos="2880"/>
-        </w:tabs>
-        <w:ind w:left="2880" w:hanging="360"/>
-      </w:pPr>
-      <w:rPr>
-        <w:rFonts w:ascii="Wingdings" w:hAnsi="Wingdings" w:hint="default"/>
-        <w:sz w:val="20"/>
-      </w:rPr>
-    </w:lvl>
-    <w:lvl w:ilvl="4" w:tentative="1">
-      <w:start w:val="1"/>
-      <w:numFmt w:val="bullet"/>
-      <w:lvlText w:val=""/>
-      <w:lvlJc w:val="left"/>
-      <w:pPr>
-        <w:tabs>
-          <w:tab w:val="num" w:pos="3600"/>
-        </w:tabs>
-        <w:ind w:left="3600" w:hanging="360"/>
-      </w:pPr>
-      <w:rPr>
-        <w:rFonts w:ascii="Wingdings" w:hAnsi="Wingdings" w:hint="default"/>
-        <w:sz w:val="20"/>
-      </w:rPr>
-    </w:lvl>
-    <w:lvl w:ilvl="5" w:tentative="1">
-      <w:start w:val="1"/>
-      <w:numFmt w:val="bullet"/>
-      <w:lvlText w:val=""/>
-      <w:lvlJc w:val="left"/>
-      <w:pPr>
-        <w:tabs>
-          <w:tab w:val="num" w:pos="4320"/>
-        </w:tabs>
-        <w:ind w:left="4320" w:hanging="360"/>
-      </w:pPr>
-      <w:rPr>
-        <w:rFonts w:ascii="Wingdings" w:hAnsi="Wingdings" w:hint="default"/>
-        <w:sz w:val="20"/>
-      </w:rPr>
-    </w:lvl>
-    <w:lvl w:ilvl="6" w:tentative="1">
-      <w:start w:val="1"/>
-      <w:numFmt w:val="bullet"/>
-      <w:lvlText w:val=""/>
-      <w:lvlJc w:val="left"/>
-      <w:pPr>
-        <w:tabs>
-          <w:tab w:val="num" w:pos="5040"/>
-        </w:tabs>
-        <w:ind w:left="5040" w:hanging="360"/>
-      </w:pPr>
-      <w:rPr>
-        <w:rFonts w:ascii="Wingdings" w:hAnsi="Wingdings" w:hint="default"/>
-        <w:sz w:val="20"/>
-      </w:rPr>
-    </w:lvl>
-    <w:lvl w:ilvl="7" w:tentative="1">
-      <w:start w:val="1"/>
-      <w:numFmt w:val="bullet"/>
-      <w:lvlText w:val=""/>
-      <w:lvlJc w:val="left"/>
-      <w:pPr>
-        <w:tabs>
-          <w:tab w:val="num" w:pos="5760"/>
-        </w:tabs>
-        <w:ind w:left="5760" w:hanging="360"/>
-      </w:pPr>
-      <w:rPr>
-        <w:rFonts w:ascii="Wingdings" w:hAnsi="Wingdings" w:hint="default"/>
-        <w:sz w:val="20"/>
-      </w:rPr>
-    </w:lvl>
-    <w:lvl w:ilvl="8" w:tentative="1">
-      <w:start w:val="1"/>
-      <w:numFmt w:val="bullet"/>
-      <w:lvlText w:val=""/>
-      <w:lvlJc w:val="left"/>
-      <w:pPr>
-        <w:tabs>
-          <w:tab w:val="num" w:pos="6480"/>
-        </w:tabs>
-        <w:ind w:left="6480" w:hanging="360"/>
-      </w:pPr>
-      <w:rPr>
-        <w:rFonts w:ascii="Wingdings" w:hAnsi="Wingdings" w:hint="default"/>
-        <w:sz w:val="20"/>
-      </w:rPr>
-    </w:lvl>
-  </w:abstractNum>
-  <w:abstractNum w:abstractNumId="17" w15:restartNumberingAfterBreak="0">
+  <w:abstractNum w:abstractNumId="11" w15:restartNumberingAfterBreak="0">
     <w:nsid w:val="2CAA2FF3"/>
     <w:multiLevelType w:val="multilevel"/>
     <w:tmpl w:val="8708D696"/>
@@ -17477,7 +16787,7 @@
       </w:rPr>
     </w:lvl>
   </w:abstractNum>
-  <w:abstractNum w:abstractNumId="18" w15:restartNumberingAfterBreak="0">
+  <w:abstractNum w:abstractNumId="12" w15:restartNumberingAfterBreak="0">
     <w:nsid w:val="35D32EBA"/>
     <w:multiLevelType w:val="multilevel"/>
     <w:tmpl w:val="B6CC59DE"/>
@@ -17626,10 +16936,123 @@
       </w:rPr>
     </w:lvl>
   </w:abstractNum>
-  <w:abstractNum w:abstractNumId="19" w15:restartNumberingAfterBreak="0">
-    <w:nsid w:val="36786929"/>
+  <w:abstractNum w:abstractNumId="13" w15:restartNumberingAfterBreak="0">
+    <w:nsid w:val="3EBE4BE5"/>
+    <w:multiLevelType w:val="hybridMultilevel"/>
+    <w:tmpl w:val="3DE635EC"/>
+    <w:lvl w:ilvl="0" w:tplc="340A0001">
+      <w:start w:val="1"/>
+      <w:numFmt w:val="bullet"/>
+      <w:lvlText w:val=""/>
+      <w:lvlJc w:val="left"/>
+      <w:pPr>
+        <w:ind w:left="720" w:hanging="360"/>
+      </w:pPr>
+      <w:rPr>
+        <w:rFonts w:ascii="Symbol" w:hAnsi="Symbol" w:hint="default"/>
+      </w:rPr>
+    </w:lvl>
+    <w:lvl w:ilvl="1" w:tplc="340A0003" w:tentative="1">
+      <w:start w:val="1"/>
+      <w:numFmt w:val="bullet"/>
+      <w:lvlText w:val="o"/>
+      <w:lvlJc w:val="left"/>
+      <w:pPr>
+        <w:ind w:left="1440" w:hanging="360"/>
+      </w:pPr>
+      <w:rPr>
+        <w:rFonts w:ascii="Courier New" w:hAnsi="Courier New" w:cs="Courier New" w:hint="default"/>
+      </w:rPr>
+    </w:lvl>
+    <w:lvl w:ilvl="2" w:tplc="340A0005" w:tentative="1">
+      <w:start w:val="1"/>
+      <w:numFmt w:val="bullet"/>
+      <w:lvlText w:val=""/>
+      <w:lvlJc w:val="left"/>
+      <w:pPr>
+        <w:ind w:left="2160" w:hanging="360"/>
+      </w:pPr>
+      <w:rPr>
+        <w:rFonts w:ascii="Wingdings" w:hAnsi="Wingdings" w:hint="default"/>
+      </w:rPr>
+    </w:lvl>
+    <w:lvl w:ilvl="3" w:tplc="340A0001" w:tentative="1">
+      <w:start w:val="1"/>
+      <w:numFmt w:val="bullet"/>
+      <w:lvlText w:val=""/>
+      <w:lvlJc w:val="left"/>
+      <w:pPr>
+        <w:ind w:left="2880" w:hanging="360"/>
+      </w:pPr>
+      <w:rPr>
+        <w:rFonts w:ascii="Symbol" w:hAnsi="Symbol" w:hint="default"/>
+      </w:rPr>
+    </w:lvl>
+    <w:lvl w:ilvl="4" w:tplc="340A0003" w:tentative="1">
+      <w:start w:val="1"/>
+      <w:numFmt w:val="bullet"/>
+      <w:lvlText w:val="o"/>
+      <w:lvlJc w:val="left"/>
+      <w:pPr>
+        <w:ind w:left="3600" w:hanging="360"/>
+      </w:pPr>
+      <w:rPr>
+        <w:rFonts w:ascii="Courier New" w:hAnsi="Courier New" w:cs="Courier New" w:hint="default"/>
+      </w:rPr>
+    </w:lvl>
+    <w:lvl w:ilvl="5" w:tplc="340A0005" w:tentative="1">
+      <w:start w:val="1"/>
+      <w:numFmt w:val="bullet"/>
+      <w:lvlText w:val=""/>
+      <w:lvlJc w:val="left"/>
+      <w:pPr>
+        <w:ind w:left="4320" w:hanging="360"/>
+      </w:pPr>
+      <w:rPr>
+        <w:rFonts w:ascii="Wingdings" w:hAnsi="Wingdings" w:hint="default"/>
+      </w:rPr>
+    </w:lvl>
+    <w:lvl w:ilvl="6" w:tplc="340A0001" w:tentative="1">
+      <w:start w:val="1"/>
+      <w:numFmt w:val="bullet"/>
+      <w:lvlText w:val=""/>
+      <w:lvlJc w:val="left"/>
+      <w:pPr>
+        <w:ind w:left="5040" w:hanging="360"/>
+      </w:pPr>
+      <w:rPr>
+        <w:rFonts w:ascii="Symbol" w:hAnsi="Symbol" w:hint="default"/>
+      </w:rPr>
+    </w:lvl>
+    <w:lvl w:ilvl="7" w:tplc="340A0003" w:tentative="1">
+      <w:start w:val="1"/>
+      <w:numFmt w:val="bullet"/>
+      <w:lvlText w:val="o"/>
+      <w:lvlJc w:val="left"/>
+      <w:pPr>
+        <w:ind w:left="5760" w:hanging="360"/>
+      </w:pPr>
+      <w:rPr>
+        <w:rFonts w:ascii="Courier New" w:hAnsi="Courier New" w:cs="Courier New" w:hint="default"/>
+      </w:rPr>
+    </w:lvl>
+    <w:lvl w:ilvl="8" w:tplc="340A0005" w:tentative="1">
+      <w:start w:val="1"/>
+      <w:numFmt w:val="bullet"/>
+      <w:lvlText w:val=""/>
+      <w:lvlJc w:val="left"/>
+      <w:pPr>
+        <w:ind w:left="6480" w:hanging="360"/>
+      </w:pPr>
+      <w:rPr>
+        <w:rFonts w:ascii="Wingdings" w:hAnsi="Wingdings" w:hint="default"/>
+      </w:rPr>
+    </w:lvl>
+  </w:abstractNum>
+  <w:abstractNum w:abstractNumId="14" w15:restartNumberingAfterBreak="0">
+    <w:nsid w:val="418C5302"/>
     <w:multiLevelType w:val="multilevel"/>
-    <w:tmpl w:val="2F844E18"/>
+    <w:tmpl w:val="5768B93A"/>
     <w:lvl w:ilvl="0">
       <w:start w:val="1"/>
       <w:numFmt w:val="bullet"/>
@@ -17775,269 +17198,7 @@
       </w:rPr>
     </w:lvl>
   </w:abstractNum>
-  <w:abstractNum w:abstractNumId="20" w15:restartNumberingAfterBreak="0">
-    <w:nsid w:val="3EBE4BE5"/>
-    <w:multiLevelType w:val="hybridMultilevel"/>
-    <w:tmpl w:val="3DE635EC"/>
-    <w:lvl w:ilvl="0" w:tplc="340A0001">
-      <w:start w:val="1"/>
-      <w:numFmt w:val="bullet"/>
-      <w:lvlText w:val=""/>
-      <w:lvlJc w:val="left"/>
-      <w:pPr>
-        <w:ind w:left="720" w:hanging="360"/>
-      </w:pPr>
-      <w:rPr>
-        <w:rFonts w:ascii="Symbol" w:hAnsi="Symbol" w:hint="default"/>
-      </w:rPr>
-    </w:lvl>
-    <w:lvl w:ilvl="1" w:tplc="340A0003" w:tentative="1">
-      <w:start w:val="1"/>
-      <w:numFmt w:val="bullet"/>
-      <w:lvlText w:val="o"/>
-      <w:lvlJc w:val="left"/>
-      <w:pPr>
-        <w:ind w:left="1440" w:hanging="360"/>
-      </w:pPr>
-      <w:rPr>
-        <w:rFonts w:ascii="Courier New" w:hAnsi="Courier New" w:cs="Courier New" w:hint="default"/>
-      </w:rPr>
-    </w:lvl>
-    <w:lvl w:ilvl="2" w:tplc="340A0005" w:tentative="1">
-      <w:start w:val="1"/>
-      <w:numFmt w:val="bullet"/>
-      <w:lvlText w:val=""/>
-      <w:lvlJc w:val="left"/>
-      <w:pPr>
-        <w:ind w:left="2160" w:hanging="360"/>
-      </w:pPr>
-      <w:rPr>
-        <w:rFonts w:ascii="Wingdings" w:hAnsi="Wingdings" w:hint="default"/>
-      </w:rPr>
-    </w:lvl>
-    <w:lvl w:ilvl="3" w:tplc="340A0001" w:tentative="1">
-      <w:start w:val="1"/>
-      <w:numFmt w:val="bullet"/>
-      <w:lvlText w:val=""/>
-      <w:lvlJc w:val="left"/>
-      <w:pPr>
-        <w:ind w:left="2880" w:hanging="360"/>
-      </w:pPr>
-      <w:rPr>
-        <w:rFonts w:ascii="Symbol" w:hAnsi="Symbol" w:hint="default"/>
-      </w:rPr>
-    </w:lvl>
-    <w:lvl w:ilvl="4" w:tplc="340A0003" w:tentative="1">
-      <w:start w:val="1"/>
-      <w:numFmt w:val="bullet"/>
-      <w:lvlText w:val="o"/>
-      <w:lvlJc w:val="left"/>
-      <w:pPr>
-        <w:ind w:left="3600" w:hanging="360"/>
-      </w:pPr>
-      <w:rPr>
-        <w:rFonts w:ascii="Courier New" w:hAnsi="Courier New" w:cs="Courier New" w:hint="default"/>
-      </w:rPr>
-    </w:lvl>
-    <w:lvl w:ilvl="5" w:tplc="340A0005" w:tentative="1">
-      <w:start w:val="1"/>
-      <w:numFmt w:val="bullet"/>
-      <w:lvlText w:val=""/>
-      <w:lvlJc w:val="left"/>
-      <w:pPr>
-        <w:ind w:left="4320" w:hanging="360"/>
-      </w:pPr>
-      <w:rPr>
-        <w:rFonts w:ascii="Wingdings" w:hAnsi="Wingdings" w:hint="default"/>
-      </w:rPr>
-    </w:lvl>
-    <w:lvl w:ilvl="6" w:tplc="340A0001" w:tentative="1">
-      <w:start w:val="1"/>
-      <w:numFmt w:val="bullet"/>
-      <w:lvlText w:val=""/>
-      <w:lvlJc w:val="left"/>
-      <w:pPr>
-        <w:ind w:left="5040" w:hanging="360"/>
-      </w:pPr>
-      <w:rPr>
-        <w:rFonts w:ascii="Symbol" w:hAnsi="Symbol" w:hint="default"/>
-      </w:rPr>
-    </w:lvl>
-    <w:lvl w:ilvl="7" w:tplc="340A0003" w:tentative="1">
-      <w:start w:val="1"/>
-      <w:numFmt w:val="bullet"/>
-      <w:lvlText w:val="o"/>
-      <w:lvlJc w:val="left"/>
-      <w:pPr>
-        <w:ind w:left="5760" w:hanging="360"/>
-      </w:pPr>
-      <w:rPr>
-        <w:rFonts w:ascii="Courier New" w:hAnsi="Courier New" w:cs="Courier New" w:hint="default"/>
-      </w:rPr>
-    </w:lvl>
-    <w:lvl w:ilvl="8" w:tplc="340A0005" w:tentative="1">
-      <w:start w:val="1"/>
-      <w:numFmt w:val="bullet"/>
-      <w:lvlText w:val=""/>
-      <w:lvlJc w:val="left"/>
-      <w:pPr>
-        <w:ind w:left="6480" w:hanging="360"/>
-      </w:pPr>
-      <w:rPr>
-        <w:rFonts w:ascii="Wingdings" w:hAnsi="Wingdings" w:hint="default"/>
-      </w:rPr>
-    </w:lvl>
-  </w:abstractNum>
-  <w:abstractNum w:abstractNumId="21" w15:restartNumberingAfterBreak="0">
-    <w:nsid w:val="418C5302"/>
-    <w:multiLevelType w:val="multilevel"/>
-    <w:tmpl w:val="5768B93A"/>
-    <w:lvl w:ilvl="0">
-      <w:start w:val="1"/>
-      <w:numFmt w:val="bullet"/>
-      <w:lvlText w:val=""/>
-      <w:lvlJc w:val="left"/>
-      <w:pPr>
-        <w:tabs>
-          <w:tab w:val="num" w:pos="720"/>
-        </w:tabs>
-        <w:ind w:left="720" w:hanging="360"/>
-      </w:pPr>
-      <w:rPr>
-        <w:rFonts w:ascii="Symbol" w:hAnsi="Symbol" w:hint="default"/>
-        <w:sz w:val="20"/>
-      </w:rPr>
-    </w:lvl>
-    <w:lvl w:ilvl="1" w:tentative="1">
-      <w:start w:val="1"/>
-      <w:numFmt w:val="bullet"/>
-      <w:lvlText w:val="o"/>
-      <w:lvlJc w:val="left"/>
-      <w:pPr>
-        <w:tabs>
-          <w:tab w:val="num" w:pos="1440"/>
-        </w:tabs>
-        <w:ind w:left="1440" w:hanging="360"/>
-      </w:pPr>
-      <w:rPr>
-        <w:rFonts w:ascii="Courier New" w:hAnsi="Courier New" w:hint="default"/>
-        <w:sz w:val="20"/>
-      </w:rPr>
-    </w:lvl>
-    <w:lvl w:ilvl="2" w:tentative="1">
-      <w:start w:val="1"/>
-      <w:numFmt w:val="bullet"/>
-      <w:lvlText w:val=""/>
-      <w:lvlJc w:val="left"/>
-      <w:pPr>
-        <w:tabs>
-          <w:tab w:val="num" w:pos="2160"/>
-        </w:tabs>
-        <w:ind w:left="2160" w:hanging="360"/>
-      </w:pPr>
-      <w:rPr>
-        <w:rFonts w:ascii="Wingdings" w:hAnsi="Wingdings" w:hint="default"/>
-        <w:sz w:val="20"/>
-      </w:rPr>
-    </w:lvl>
-    <w:lvl w:ilvl="3" w:tentative="1">
-      <w:start w:val="1"/>
-      <w:numFmt w:val="bullet"/>
-      <w:lvlText w:val=""/>
-      <w:lvlJc w:val="left"/>
-      <w:pPr>
-        <w:tabs>
-          <w:tab w:val="num" w:pos="2880"/>
-        </w:tabs>
-        <w:ind w:left="2880" w:hanging="360"/>
-      </w:pPr>
-      <w:rPr>
-        <w:rFonts w:ascii="Wingdings" w:hAnsi="Wingdings" w:hint="default"/>
-        <w:sz w:val="20"/>
-      </w:rPr>
-    </w:lvl>
-    <w:lvl w:ilvl="4" w:tentative="1">
-      <w:start w:val="1"/>
-      <w:numFmt w:val="bullet"/>
-      <w:lvlText w:val=""/>
-      <w:lvlJc w:val="left"/>
-      <w:pPr>
-        <w:tabs>
-          <w:tab w:val="num" w:pos="3600"/>
-        </w:tabs>
-        <w:ind w:left="3600" w:hanging="360"/>
-      </w:pPr>
-      <w:rPr>
-        <w:rFonts w:ascii="Wingdings" w:hAnsi="Wingdings" w:hint="default"/>
-        <w:sz w:val="20"/>
-      </w:rPr>
-    </w:lvl>
-    <w:lvl w:ilvl="5" w:tentative="1">
-      <w:start w:val="1"/>
-      <w:numFmt w:val="bullet"/>
-      <w:lvlText w:val=""/>
-      <w:lvlJc w:val="left"/>
-      <w:pPr>
-        <w:tabs>
-          <w:tab w:val="num" w:pos="4320"/>
-        </w:tabs>
-        <w:ind w:left="4320" w:hanging="360"/>
-      </w:pPr>
-      <w:rPr>
-        <w:rFonts w:ascii="Wingdings" w:hAnsi="Wingdings" w:hint="default"/>
-        <w:sz w:val="20"/>
-      </w:rPr>
-    </w:lvl>
-    <w:lvl w:ilvl="6" w:tentative="1">
-      <w:start w:val="1"/>
-      <w:numFmt w:val="bullet"/>
-      <w:lvlText w:val=""/>
-      <w:lvlJc w:val="left"/>
-      <w:pPr>
-        <w:tabs>
-          <w:tab w:val="num" w:pos="5040"/>
-        </w:tabs>
-        <w:ind w:left="5040" w:hanging="360"/>
-      </w:pPr>
-      <w:rPr>
-        <w:rFonts w:ascii="Wingdings" w:hAnsi="Wingdings" w:hint="default"/>
-        <w:sz w:val="20"/>
-      </w:rPr>
-    </w:lvl>
-    <w:lvl w:ilvl="7" w:tentative="1">
-      <w:start w:val="1"/>
-      <w:numFmt w:val="bullet"/>
-      <w:lvlText w:val=""/>
-      <w:lvlJc w:val="left"/>
-      <w:pPr>
-        <w:tabs>
-          <w:tab w:val="num" w:pos="5760"/>
-        </w:tabs>
-        <w:ind w:left="5760" w:hanging="360"/>
-      </w:pPr>
-      <w:rPr>
-        <w:rFonts w:ascii="Wingdings" w:hAnsi="Wingdings" w:hint="default"/>
-        <w:sz w:val="20"/>
-      </w:rPr>
-    </w:lvl>
-    <w:lvl w:ilvl="8" w:tentative="1">
-      <w:start w:val="1"/>
-      <w:numFmt w:val="bullet"/>
-      <w:lvlText w:val=""/>
-      <w:lvlJc w:val="left"/>
-      <w:pPr>
-        <w:tabs>
-          <w:tab w:val="num" w:pos="6480"/>
-        </w:tabs>
-        <w:ind w:left="6480" w:hanging="360"/>
-      </w:pPr>
-      <w:rPr>
-        <w:rFonts w:ascii="Wingdings" w:hAnsi="Wingdings" w:hint="default"/>
-        <w:sz w:val="20"/>
-      </w:rPr>
-    </w:lvl>
-  </w:abstractNum>
-  <w:abstractNum w:abstractNumId="22" w15:restartNumberingAfterBreak="0">
+  <w:abstractNum w:abstractNumId="15" w15:restartNumberingAfterBreak="0">
     <w:nsid w:val="41A93A70"/>
     <w:multiLevelType w:val="multilevel"/>
     <w:tmpl w:val="46E2AEEC"/>
@@ -18150,305 +17311,7 @@
       </w:pPr>
     </w:lvl>
   </w:abstractNum>
-  <w:abstractNum w:abstractNumId="23" w15:restartNumberingAfterBreak="0">
-    <w:nsid w:val="46CB143C"/>
-    <w:multiLevelType w:val="multilevel"/>
-    <w:tmpl w:val="04185FE2"/>
-    <w:lvl w:ilvl="0">
-      <w:start w:val="1"/>
-      <w:numFmt w:val="bullet"/>
-      <w:lvlText w:val=""/>
-      <w:lvlJc w:val="left"/>
-      <w:pPr>
-        <w:tabs>
-          <w:tab w:val="num" w:pos="720"/>
-        </w:tabs>
-        <w:ind w:left="720" w:hanging="360"/>
-      </w:pPr>
-      <w:rPr>
-        <w:rFonts w:ascii="Symbol" w:hAnsi="Symbol" w:hint="default"/>
-        <w:sz w:val="20"/>
-      </w:rPr>
-    </w:lvl>
-    <w:lvl w:ilvl="1" w:tentative="1">
-      <w:start w:val="1"/>
-      <w:numFmt w:val="bullet"/>
-      <w:lvlText w:val="o"/>
-      <w:lvlJc w:val="left"/>
-      <w:pPr>
-        <w:tabs>
-          <w:tab w:val="num" w:pos="1440"/>
-        </w:tabs>
-        <w:ind w:left="1440" w:hanging="360"/>
-      </w:pPr>
-      <w:rPr>
-        <w:rFonts w:ascii="Courier New" w:hAnsi="Courier New" w:hint="default"/>
-        <w:sz w:val="20"/>
-      </w:rPr>
-    </w:lvl>
-    <w:lvl w:ilvl="2" w:tentative="1">
-      <w:start w:val="1"/>
-      <w:numFmt w:val="bullet"/>
-      <w:lvlText w:val=""/>
-      <w:lvlJc w:val="left"/>
-      <w:pPr>
-        <w:tabs>
-          <w:tab w:val="num" w:pos="2160"/>
-        </w:tabs>
-        <w:ind w:left="2160" w:hanging="360"/>
-      </w:pPr>
-      <w:rPr>
-        <w:rFonts w:ascii="Wingdings" w:hAnsi="Wingdings" w:hint="default"/>
-        <w:sz w:val="20"/>
-      </w:rPr>
-    </w:lvl>
-    <w:lvl w:ilvl="3" w:tentative="1">
-      <w:start w:val="1"/>
-      <w:numFmt w:val="bullet"/>
-      <w:lvlText w:val=""/>
-      <w:lvlJc w:val="left"/>
-      <w:pPr>
-        <w:tabs>
-          <w:tab w:val="num" w:pos="2880"/>
-        </w:tabs>
-        <w:ind w:left="2880" w:hanging="360"/>
-      </w:pPr>
-      <w:rPr>
-        <w:rFonts w:ascii="Wingdings" w:hAnsi="Wingdings" w:hint="default"/>
-        <w:sz w:val="20"/>
-      </w:rPr>
-    </w:lvl>
-    <w:lvl w:ilvl="4" w:tentative="1">
-      <w:start w:val="1"/>
-      <w:numFmt w:val="bullet"/>
-      <w:lvlText w:val=""/>
-      <w:lvlJc w:val="left"/>
-      <w:pPr>
-        <w:tabs>
-          <w:tab w:val="num" w:pos="3600"/>
-        </w:tabs>
-        <w:ind w:left="3600" w:hanging="360"/>
-      </w:pPr>
-      <w:rPr>
-        <w:rFonts w:ascii="Wingdings" w:hAnsi="Wingdings" w:hint="default"/>
-        <w:sz w:val="20"/>
-      </w:rPr>
-    </w:lvl>
-    <w:lvl w:ilvl="5" w:tentative="1">
-      <w:start w:val="1"/>
-      <w:numFmt w:val="bullet"/>
-      <w:lvlText w:val=""/>
-      <w:lvlJc w:val="left"/>
-      <w:pPr>
-        <w:tabs>
-          <w:tab w:val="num" w:pos="4320"/>
-        </w:tabs>
-        <w:ind w:left="4320" w:hanging="360"/>
-      </w:pPr>
-      <w:rPr>
-        <w:rFonts w:ascii="Wingdings" w:hAnsi="Wingdings" w:hint="default"/>
-        <w:sz w:val="20"/>
-      </w:rPr>
-    </w:lvl>
-    <w:lvl w:ilvl="6" w:tentative="1">
-      <w:start w:val="1"/>
-      <w:numFmt w:val="bullet"/>
-      <w:lvlText w:val=""/>
-      <w:lvlJc w:val="left"/>
-      <w:pPr>
-        <w:tabs>
-          <w:tab w:val="num" w:pos="5040"/>
-        </w:tabs>
-        <w:ind w:left="5040" w:hanging="360"/>
-      </w:pPr>
-      <w:rPr>
-        <w:rFonts w:ascii="Wingdings" w:hAnsi="Wingdings" w:hint="default"/>
-        <w:sz w:val="20"/>
-      </w:rPr>
-    </w:lvl>
-    <w:lvl w:ilvl="7" w:tentative="1">
-      <w:start w:val="1"/>
-      <w:numFmt w:val="bullet"/>
-      <w:lvlText w:val=""/>
-      <w:lvlJc w:val="left"/>
-      <w:pPr>
-        <w:tabs>
-          <w:tab w:val="num" w:pos="5760"/>
-        </w:tabs>
-        <w:ind w:left="5760" w:hanging="360"/>
-      </w:pPr>
-      <w:rPr>
-        <w:rFonts w:ascii="Wingdings" w:hAnsi="Wingdings" w:hint="default"/>
-        <w:sz w:val="20"/>
-      </w:rPr>
-    </w:lvl>
-    <w:lvl w:ilvl="8" w:tentative="1">
-      <w:start w:val="1"/>
-      <w:numFmt w:val="bullet"/>
-      <w:lvlText w:val=""/>
-      <w:lvlJc w:val="left"/>
-      <w:pPr>
-        <w:tabs>
-          <w:tab w:val="num" w:pos="6480"/>
-        </w:tabs>
-        <w:ind w:left="6480" w:hanging="360"/>
-      </w:pPr>
-      <w:rPr>
-        <w:rFonts w:ascii="Wingdings" w:hAnsi="Wingdings" w:hint="default"/>
-        <w:sz w:val="20"/>
-      </w:rPr>
-    </w:lvl>
-  </w:abstractNum>
-  <w:abstractNum w:abstractNumId="24" w15:restartNumberingAfterBreak="0">
-    <w:nsid w:val="49A63932"/>
-    <w:multiLevelType w:val="multilevel"/>
-    <w:tmpl w:val="CEAE7780"/>
-    <w:lvl w:ilvl="0">
-      <w:start w:val="1"/>
-      <w:numFmt w:val="bullet"/>
-      <w:lvlText w:val=""/>
-      <w:lvlJc w:val="left"/>
-      <w:pPr>
-        <w:tabs>
-          <w:tab w:val="num" w:pos="720"/>
-        </w:tabs>
-        <w:ind w:left="720" w:hanging="360"/>
-      </w:pPr>
-      <w:rPr>
-        <w:rFonts w:ascii="Symbol" w:hAnsi="Symbol" w:hint="default"/>
-        <w:sz w:val="20"/>
-      </w:rPr>
-    </w:lvl>
-    <w:lvl w:ilvl="1" w:tentative="1">
-      <w:start w:val="1"/>
-      <w:numFmt w:val="bullet"/>
-      <w:lvlText w:val="o"/>
-      <w:lvlJc w:val="left"/>
-      <w:pPr>
-        <w:tabs>
-          <w:tab w:val="num" w:pos="1440"/>
-        </w:tabs>
-        <w:ind w:left="1440" w:hanging="360"/>
-      </w:pPr>
-      <w:rPr>
-        <w:rFonts w:ascii="Courier New" w:hAnsi="Courier New" w:hint="default"/>
-        <w:sz w:val="20"/>
-      </w:rPr>
-    </w:lvl>
-    <w:lvl w:ilvl="2" w:tentative="1">
-      <w:start w:val="1"/>
-      <w:numFmt w:val="bullet"/>
-      <w:lvlText w:val=""/>
-      <w:lvlJc w:val="left"/>
-      <w:pPr>
-        <w:tabs>
-          <w:tab w:val="num" w:pos="2160"/>
-        </w:tabs>
-        <w:ind w:left="2160" w:hanging="360"/>
-      </w:pPr>
-      <w:rPr>
-        <w:rFonts w:ascii="Wingdings" w:hAnsi="Wingdings" w:hint="default"/>
-        <w:sz w:val="20"/>
-      </w:rPr>
-    </w:lvl>
-    <w:lvl w:ilvl="3" w:tentative="1">
-      <w:start w:val="1"/>
-      <w:numFmt w:val="bullet"/>
-      <w:lvlText w:val=""/>
-      <w:lvlJc w:val="left"/>
-      <w:pPr>
-        <w:tabs>
-          <w:tab w:val="num" w:pos="2880"/>
-        </w:tabs>
-        <w:ind w:left="2880" w:hanging="360"/>
-      </w:pPr>
-      <w:rPr>
-        <w:rFonts w:ascii="Wingdings" w:hAnsi="Wingdings" w:hint="default"/>
-        <w:sz w:val="20"/>
-      </w:rPr>
-    </w:lvl>
-    <w:lvl w:ilvl="4" w:tentative="1">
-      <w:start w:val="1"/>
-      <w:numFmt w:val="bullet"/>
-      <w:lvlText w:val=""/>
-      <w:lvlJc w:val="left"/>
-      <w:pPr>
-        <w:tabs>
-          <w:tab w:val="num" w:pos="3600"/>
-        </w:tabs>
-        <w:ind w:left="3600" w:hanging="360"/>
-      </w:pPr>
-      <w:rPr>
-        <w:rFonts w:ascii="Wingdings" w:hAnsi="Wingdings" w:hint="default"/>
-        <w:sz w:val="20"/>
-      </w:rPr>
-    </w:lvl>
-    <w:lvl w:ilvl="5" w:tentative="1">
-      <w:start w:val="1"/>
-      <w:numFmt w:val="bullet"/>
-      <w:lvlText w:val=""/>
-      <w:lvlJc w:val="left"/>
-      <w:pPr>
-        <w:tabs>
-          <w:tab w:val="num" w:pos="4320"/>
-        </w:tabs>
-        <w:ind w:left="4320" w:hanging="360"/>
-      </w:pPr>
-      <w:rPr>
-        <w:rFonts w:ascii="Wingdings" w:hAnsi="Wingdings" w:hint="default"/>
-        <w:sz w:val="20"/>
-      </w:rPr>
-    </w:lvl>
-    <w:lvl w:ilvl="6" w:tentative="1">
-      <w:start w:val="1"/>
-      <w:numFmt w:val="bullet"/>
-      <w:lvlText w:val=""/>
-      <w:lvlJc w:val="left"/>
-      <w:pPr>
-        <w:tabs>
-          <w:tab w:val="num" w:pos="5040"/>
-        </w:tabs>
-        <w:ind w:left="5040" w:hanging="360"/>
-      </w:pPr>
-      <w:rPr>
-        <w:rFonts w:ascii="Wingdings" w:hAnsi="Wingdings" w:hint="default"/>
-        <w:sz w:val="20"/>
-      </w:rPr>
-    </w:lvl>
-    <w:lvl w:ilvl="7" w:tentative="1">
-      <w:start w:val="1"/>
-      <w:numFmt w:val="bullet"/>
-      <w:lvlText w:val=""/>
-      <w:lvlJc w:val="left"/>
-      <w:pPr>
-        <w:tabs>
-          <w:tab w:val="num" w:pos="5760"/>
-        </w:tabs>
-        <w:ind w:left="5760" w:hanging="360"/>
-      </w:pPr>
-      <w:rPr>
-        <w:rFonts w:ascii="Wingdings" w:hAnsi="Wingdings" w:hint="default"/>
-        <w:sz w:val="20"/>
-      </w:rPr>
-    </w:lvl>
-    <w:lvl w:ilvl="8" w:tentative="1">
-      <w:start w:val="1"/>
-      <w:numFmt w:val="bullet"/>
-      <w:lvlText w:val=""/>
-      <w:lvlJc w:val="left"/>
-      <w:pPr>
-        <w:tabs>
-          <w:tab w:val="num" w:pos="6480"/>
-        </w:tabs>
-        <w:ind w:left="6480" w:hanging="360"/>
-      </w:pPr>
-      <w:rPr>
-        <w:rFonts w:ascii="Wingdings" w:hAnsi="Wingdings" w:hint="default"/>
-        <w:sz w:val="20"/>
-      </w:rPr>
-    </w:lvl>
-  </w:abstractNum>
-  <w:abstractNum w:abstractNumId="25" w15:restartNumberingAfterBreak="0">
+  <w:abstractNum w:abstractNumId="16" w15:restartNumberingAfterBreak="0">
     <w:nsid w:val="4C0E0299"/>
     <w:multiLevelType w:val="multilevel"/>
     <w:tmpl w:val="EE908BEE"/>
@@ -18562,128 +17425,7 @@
       </w:rPr>
     </w:lvl>
   </w:abstractNum>
-  <w:abstractNum w:abstractNumId="26" w15:restartNumberingAfterBreak="0">
-    <w:nsid w:val="4E183FCC"/>
-    <w:multiLevelType w:val="multilevel"/>
-    <w:tmpl w:val="DF182B26"/>
-    <w:lvl w:ilvl="0">
-      <w:start w:val="1"/>
-      <w:numFmt w:val="decimal"/>
-      <w:lvlText w:val="%1."/>
-      <w:lvlJc w:val="left"/>
-      <w:pPr>
-        <w:ind w:left="360" w:hanging="360"/>
-      </w:pPr>
-      <w:rPr>
-        <w:rFonts w:hint="default"/>
-      </w:rPr>
-    </w:lvl>
-    <w:lvl w:ilvl="1">
-      <w:start w:val="1"/>
-      <w:numFmt w:val="decimal"/>
-      <w:isLgl/>
-      <w:lvlText w:val="%1.%2."/>
-      <w:lvlJc w:val="left"/>
-      <w:pPr>
-        <w:ind w:left="720" w:hanging="360"/>
-      </w:pPr>
-      <w:rPr>
-        <w:rFonts w:hint="default"/>
-      </w:rPr>
-    </w:lvl>
-    <w:lvl w:ilvl="2">
-      <w:start w:val="1"/>
-      <w:numFmt w:val="decimal"/>
-      <w:isLgl/>
-      <w:lvlText w:val="%1.%2.%3."/>
-      <w:lvlJc w:val="left"/>
-      <w:pPr>
-        <w:ind w:left="1440" w:hanging="720"/>
-      </w:pPr>
-      <w:rPr>
-        <w:rFonts w:hint="default"/>
-      </w:rPr>
-    </w:lvl>
-    <w:lvl w:ilvl="3">
-      <w:start w:val="1"/>
-      <w:numFmt w:val="decimal"/>
-      <w:isLgl/>
-      <w:lvlText w:val="%1.%2.%3.%4."/>
-      <w:lvlJc w:val="left"/>
-      <w:pPr>
-        <w:ind w:left="1800" w:hanging="720"/>
-      </w:pPr>
-      <w:rPr>
-        <w:rFonts w:hint="default"/>
-      </w:rPr>
-    </w:lvl>
-    <w:lvl w:ilvl="4">
-      <w:start w:val="1"/>
-      <w:numFmt w:val="decimal"/>
-      <w:isLgl/>
-      <w:lvlText w:val="%1.%2.%3.%4.%5."/>
-      <w:lvlJc w:val="left"/>
-      <w:pPr>
-        <w:ind w:left="2520" w:hanging="1080"/>
-      </w:pPr>
-      <w:rPr>
-        <w:rFonts w:hint="default"/>
-      </w:rPr>
-    </w:lvl>
-    <w:lvl w:ilvl="5">
-      <w:start w:val="1"/>
-      <w:numFmt w:val="decimal"/>
-      <w:isLgl/>
-      <w:lvlText w:val="%1.%2.%3.%4.%5.%6."/>
-      <w:lvlJc w:val="left"/>
-      <w:pPr>
-        <w:ind w:left="2880" w:hanging="1080"/>
-      </w:pPr>
-      <w:rPr>
-        <w:rFonts w:hint="default"/>
-      </w:rPr>
-    </w:lvl>
-    <w:lvl w:ilvl="6">
-      <w:start w:val="1"/>
-      <w:numFmt w:val="decimal"/>
-      <w:isLgl/>
-      <w:lvlText w:val="%1.%2.%3.%4.%5.%6.%7."/>
-      <w:lvlJc w:val="left"/>
-      <w:pPr>
-        <w:ind w:left="3600" w:hanging="1440"/>
-      </w:pPr>
-      <w:rPr>
-        <w:rFonts w:hint="default"/>
-      </w:rPr>
-    </w:lvl>
-    <w:lvl w:ilvl="7">
-      <w:start w:val="1"/>
-      <w:numFmt w:val="decimal"/>
-      <w:isLgl/>
-      <w:lvlText w:val="%1.%2.%3.%4.%5.%6.%7.%8."/>
-      <w:lvlJc w:val="left"/>
-      <w:pPr>
-        <w:ind w:left="3960" w:hanging="1440"/>
-      </w:pPr>
-      <w:rPr>
-        <w:rFonts w:hint="default"/>
-      </w:rPr>
-    </w:lvl>
-    <w:lvl w:ilvl="8">
-      <w:start w:val="1"/>
-      <w:numFmt w:val="decimal"/>
-      <w:isLgl/>
-      <w:lvlText w:val="%1.%2.%3.%4.%5.%6.%7.%8.%9."/>
-      <w:lvlJc w:val="left"/>
-      <w:pPr>
-        <w:ind w:left="4680" w:hanging="1800"/>
-      </w:pPr>
-      <w:rPr>
-        <w:rFonts w:hint="default"/>
-      </w:rPr>
-    </w:lvl>
-  </w:abstractNum>
-  <w:abstractNum w:abstractNumId="27" w15:restartNumberingAfterBreak="0">
+  <w:abstractNum w:abstractNumId="17" w15:restartNumberingAfterBreak="0">
     <w:nsid w:val="4E6252C3"/>
     <w:multiLevelType w:val="multilevel"/>
     <w:tmpl w:val="8708D696"/>
@@ -18796,96 +17538,7 @@
       </w:rPr>
     </w:lvl>
   </w:abstractNum>
-  <w:abstractNum w:abstractNumId="28" w15:restartNumberingAfterBreak="0">
-    <w:nsid w:val="51C96587"/>
-    <w:multiLevelType w:val="hybridMultilevel"/>
-    <w:tmpl w:val="638ECD80"/>
-    <w:lvl w:ilvl="0" w:tplc="340A000F">
-      <w:start w:val="1"/>
-      <w:numFmt w:val="decimal"/>
-      <w:lvlText w:val="%1."/>
-      <w:lvlJc w:val="left"/>
-      <w:pPr>
-        <w:ind w:left="720" w:hanging="360"/>
-      </w:pPr>
-      <w:rPr>
-        <w:rFonts w:hint="default"/>
-      </w:rPr>
-    </w:lvl>
-    <w:lvl w:ilvl="1" w:tplc="340A0019" w:tentative="1">
-      <w:start w:val="1"/>
-      <w:numFmt w:val="lowerLetter"/>
-      <w:lvlText w:val="%2."/>
-      <w:lvlJc w:val="left"/>
-      <w:pPr>
-        <w:ind w:left="1440" w:hanging="360"/>
-      </w:pPr>
-    </w:lvl>
-    <w:lvl w:ilvl="2" w:tplc="340A001B" w:tentative="1">
-      <w:start w:val="1"/>
-      <w:numFmt w:val="lowerRoman"/>
-      <w:lvlText w:val="%3."/>
-      <w:lvlJc w:val="right"/>
-      <w:pPr>
-        <w:ind w:left="2160" w:hanging="180"/>
-      </w:pPr>
-    </w:lvl>
-    <w:lvl w:ilvl="3" w:tplc="340A000F" w:tentative="1">
-      <w:start w:val="1"/>
-      <w:numFmt w:val="decimal"/>
-      <w:lvlText w:val="%4."/>
-      <w:lvlJc w:val="left"/>
-      <w:pPr>
-        <w:ind w:left="2880" w:hanging="360"/>
-      </w:pPr>
-    </w:lvl>
-    <w:lvl w:ilvl="4" w:tplc="340A0019" w:tentative="1">
-      <w:start w:val="1"/>
-      <w:numFmt w:val="lowerLetter"/>
-      <w:lvlText w:val="%5."/>
-      <w:lvlJc w:val="left"/>
-      <w:pPr>
-        <w:ind w:left="3600" w:hanging="360"/>
-      </w:pPr>
-    </w:lvl>
-    <w:lvl w:ilvl="5" w:tplc="340A001B" w:tentative="1">
-      <w:start w:val="1"/>
-      <w:numFmt w:val="lowerRoman"/>
-      <w:lvlText w:val="%6."/>
-      <w:lvlJc w:val="right"/>
-      <w:pPr>
-        <w:ind w:left="4320" w:hanging="180"/>
-      </w:pPr>
-    </w:lvl>
-    <w:lvl w:ilvl="6" w:tplc="340A000F" w:tentative="1">
-      <w:start w:val="1"/>
-      <w:numFmt w:val="decimal"/>
-      <w:lvlText w:val="%7."/>
-      <w:lvlJc w:val="left"/>
-      <w:pPr>
-        <w:ind w:left="5040" w:hanging="360"/>
-      </w:pPr>
-    </w:lvl>
-    <w:lvl w:ilvl="7" w:tplc="340A0019" w:tentative="1">
-      <w:start w:val="1"/>
-      <w:numFmt w:val="lowerLetter"/>
-      <w:lvlText w:val="%8."/>
-      <w:lvlJc w:val="left"/>
-      <w:pPr>
-        <w:ind w:left="5760" w:hanging="360"/>
-      </w:pPr>
-    </w:lvl>
-    <w:lvl w:ilvl="8" w:tplc="340A001B" w:tentative="1">
-      <w:start w:val="1"/>
-      <w:numFmt w:val="lowerRoman"/>
-      <w:lvlText w:val="%9."/>
-      <w:lvlJc w:val="right"/>
-      <w:pPr>
-        <w:ind w:left="6480" w:hanging="180"/>
-      </w:pPr>
-    </w:lvl>
-  </w:abstractNum>
-  <w:abstractNum w:abstractNumId="29" w15:restartNumberingAfterBreak="0">
+  <w:abstractNum w:abstractNumId="18" w15:restartNumberingAfterBreak="0">
     <w:nsid w:val="56C6272E"/>
     <w:multiLevelType w:val="multilevel"/>
     <w:tmpl w:val="A476F57A"/>
@@ -18998,96 +17651,7 @@
       </w:pPr>
     </w:lvl>
   </w:abstractNum>
-  <w:abstractNum w:abstractNumId="30" w15:restartNumberingAfterBreak="0">
-    <w:nsid w:val="572565DA"/>
-    <w:multiLevelType w:val="hybridMultilevel"/>
-    <w:tmpl w:val="1ADCD8C8"/>
-    <w:lvl w:ilvl="0" w:tplc="340A0017">
-      <w:start w:val="1"/>
-      <w:numFmt w:val="lowerLetter"/>
-      <w:lvlText w:val="%1)"/>
-      <w:lvlJc w:val="left"/>
-      <w:pPr>
-        <w:ind w:left="360" w:hanging="360"/>
-      </w:pPr>
-      <w:rPr>
-        <w:rFonts w:hint="default"/>
-      </w:rPr>
-    </w:lvl>
-    <w:lvl w:ilvl="1" w:tplc="340A0019" w:tentative="1">
-      <w:start w:val="1"/>
-      <w:numFmt w:val="lowerLetter"/>
-      <w:lvlText w:val="%2."/>
-      <w:lvlJc w:val="left"/>
-      <w:pPr>
-        <w:ind w:left="1080" w:hanging="360"/>
-      </w:pPr>
-    </w:lvl>
-    <w:lvl w:ilvl="2" w:tplc="340A001B" w:tentative="1">
-      <w:start w:val="1"/>
-      <w:numFmt w:val="lowerRoman"/>
-      <w:lvlText w:val="%3."/>
-      <w:lvlJc w:val="right"/>
-      <w:pPr>
-        <w:ind w:left="1800" w:hanging="180"/>
-      </w:pPr>
-    </w:lvl>
-    <w:lvl w:ilvl="3" w:tplc="340A000F" w:tentative="1">
-      <w:start w:val="1"/>
-      <w:numFmt w:val="decimal"/>
-      <w:lvlText w:val="%4."/>
-      <w:lvlJc w:val="left"/>
-      <w:pPr>
-        <w:ind w:left="2520" w:hanging="360"/>
-      </w:pPr>
-    </w:lvl>
-    <w:lvl w:ilvl="4" w:tplc="340A0019" w:tentative="1">
-      <w:start w:val="1"/>
-      <w:numFmt w:val="lowerLetter"/>
-      <w:lvlText w:val="%5."/>
-      <w:lvlJc w:val="left"/>
-      <w:pPr>
-        <w:ind w:left="3240" w:hanging="360"/>
-      </w:pPr>
-    </w:lvl>
-    <w:lvl w:ilvl="5" w:tplc="340A001B" w:tentative="1">
-      <w:start w:val="1"/>
-      <w:numFmt w:val="lowerRoman"/>
-      <w:lvlText w:val="%6."/>
-      <w:lvlJc w:val="right"/>
-      <w:pPr>
-        <w:ind w:left="3960" w:hanging="180"/>
-      </w:pPr>
-    </w:lvl>
-    <w:lvl w:ilvl="6" w:tplc="340A000F" w:tentative="1">
-      <w:start w:val="1"/>
-      <w:numFmt w:val="decimal"/>
-      <w:lvlText w:val="%7."/>
-      <w:lvlJc w:val="left"/>
-      <w:pPr>
-        <w:ind w:left="4680" w:hanging="360"/>
-      </w:pPr>
-    </w:lvl>
-    <w:lvl w:ilvl="7" w:tplc="340A0019" w:tentative="1">
-      <w:start w:val="1"/>
-      <w:numFmt w:val="lowerLetter"/>
-      <w:lvlText w:val="%8."/>
-      <w:lvlJc w:val="left"/>
-      <w:pPr>
-        <w:ind w:left="5400" w:hanging="360"/>
-      </w:pPr>
-    </w:lvl>
-    <w:lvl w:ilvl="8" w:tplc="340A001B" w:tentative="1">
-      <w:start w:val="1"/>
-      <w:numFmt w:val="lowerRoman"/>
-      <w:lvlText w:val="%9."/>
-      <w:lvlJc w:val="right"/>
-      <w:pPr>
-        <w:ind w:left="6120" w:hanging="180"/>
-      </w:pPr>
-    </w:lvl>
-  </w:abstractNum>
-  <w:abstractNum w:abstractNumId="31" w15:restartNumberingAfterBreak="0">
+  <w:abstractNum w:abstractNumId="19" w15:restartNumberingAfterBreak="0">
     <w:nsid w:val="5956032F"/>
     <w:multiLevelType w:val="multilevel"/>
     <w:tmpl w:val="701A05E2"/>
@@ -19214,7 +17778,7 @@
       </w:rPr>
     </w:lvl>
   </w:abstractNum>
-  <w:abstractNum w:abstractNumId="32" w15:restartNumberingAfterBreak="0">
+  <w:abstractNum w:abstractNumId="20" w15:restartNumberingAfterBreak="0">
     <w:nsid w:val="5AB3490B"/>
     <w:multiLevelType w:val="multilevel"/>
     <w:tmpl w:val="FE129AE2"/>
@@ -19363,7 +17927,7 @@
       </w:rPr>
     </w:lvl>
   </w:abstractNum>
-  <w:abstractNum w:abstractNumId="33" w15:restartNumberingAfterBreak="0">
+  <w:abstractNum w:abstractNumId="21" w15:restartNumberingAfterBreak="0">
     <w:nsid w:val="628C6A98"/>
     <w:multiLevelType w:val="multilevel"/>
     <w:tmpl w:val="28D49B74"/>
@@ -19507,209 +18071,7 @@
       </w:rPr>
     </w:lvl>
   </w:abstractNum>
-  <w:abstractNum w:abstractNumId="34" w15:restartNumberingAfterBreak="0">
-    <w:nsid w:val="65941A82"/>
-    <w:multiLevelType w:val="hybridMultilevel"/>
-    <w:tmpl w:val="2F3C651A"/>
-    <w:lvl w:ilvl="0" w:tplc="340A000F">
-      <w:start w:val="1"/>
-      <w:numFmt w:val="decimal"/>
-      <w:lvlText w:val="%1."/>
-      <w:lvlJc w:val="left"/>
-      <w:pPr>
-        <w:ind w:left="720" w:hanging="360"/>
-      </w:pPr>
-      <w:rPr>
-        <w:rFonts w:hint="default"/>
-      </w:rPr>
-    </w:lvl>
-    <w:lvl w:ilvl="1" w:tplc="340A0019" w:tentative="1">
-      <w:start w:val="1"/>
-      <w:numFmt w:val="lowerLetter"/>
-      <w:lvlText w:val="%2."/>
-      <w:lvlJc w:val="left"/>
-      <w:pPr>
-        <w:ind w:left="1440" w:hanging="360"/>
-      </w:pPr>
-    </w:lvl>
-    <w:lvl w:ilvl="2" w:tplc="340A001B" w:tentative="1">
-      <w:start w:val="1"/>
-      <w:numFmt w:val="lowerRoman"/>
-      <w:lvlText w:val="%3."/>
-      <w:lvlJc w:val="right"/>
-      <w:pPr>
-        <w:ind w:left="2160" w:hanging="180"/>
-      </w:pPr>
-    </w:lvl>
-    <w:lvl w:ilvl="3" w:tplc="340A000F" w:tentative="1">
-      <w:start w:val="1"/>
-      <w:numFmt w:val="decimal"/>
-      <w:lvlText w:val="%4."/>
-      <w:lvlJc w:val="left"/>
-      <w:pPr>
-        <w:ind w:left="2880" w:hanging="360"/>
-      </w:pPr>
-    </w:lvl>
-    <w:lvl w:ilvl="4" w:tplc="340A0019" w:tentative="1">
-      <w:start w:val="1"/>
-      <w:numFmt w:val="lowerLetter"/>
-      <w:lvlText w:val="%5."/>
-      <w:lvlJc w:val="left"/>
-      <w:pPr>
-        <w:ind w:left="3600" w:hanging="360"/>
-      </w:pPr>
-    </w:lvl>
-    <w:lvl w:ilvl="5" w:tplc="340A001B" w:tentative="1">
-      <w:start w:val="1"/>
-      <w:numFmt w:val="lowerRoman"/>
-      <w:lvlText w:val="%6."/>
-      <w:lvlJc w:val="right"/>
-      <w:pPr>
-        <w:ind w:left="4320" w:hanging="180"/>
-      </w:pPr>
-    </w:lvl>
-    <w:lvl w:ilvl="6" w:tplc="340A000F" w:tentative="1">
-      <w:start w:val="1"/>
-      <w:numFmt w:val="decimal"/>
-      <w:lvlText w:val="%7."/>
-      <w:lvlJc w:val="left"/>
-      <w:pPr>
-        <w:ind w:left="5040" w:hanging="360"/>
-      </w:pPr>
-    </w:lvl>
-    <w:lvl w:ilvl="7" w:tplc="340A0019" w:tentative="1">
-      <w:start w:val="1"/>
-      <w:numFmt w:val="lowerLetter"/>
-      <w:lvlText w:val="%8."/>
-      <w:lvlJc w:val="left"/>
-      <w:pPr>
-        <w:ind w:left="5760" w:hanging="360"/>
-      </w:pPr>
-    </w:lvl>
-    <w:lvl w:ilvl="8" w:tplc="340A001B" w:tentative="1">
-      <w:start w:val="1"/>
-      <w:numFmt w:val="lowerRoman"/>
-      <w:lvlText w:val="%9."/>
-      <w:lvlJc w:val="right"/>
-      <w:pPr>
-        <w:ind w:left="6480" w:hanging="180"/>
-      </w:pPr>
-    </w:lvl>
-  </w:abstractNum>
-  <w:abstractNum w:abstractNumId="35" w15:restartNumberingAfterBreak="0">
-    <w:nsid w:val="661F0E67"/>
-    <w:multiLevelType w:val="multilevel"/>
-    <w:tmpl w:val="8856DF6E"/>
-    <w:lvl w:ilvl="0">
-      <w:start w:val="4"/>
-      <w:numFmt w:val="decimal"/>
-      <w:lvlText w:val="%1"/>
-      <w:lvlJc w:val="left"/>
-      <w:pPr>
-        <w:ind w:left="360" w:hanging="360"/>
-      </w:pPr>
-      <w:rPr>
-        <w:rFonts w:hint="default"/>
-      </w:rPr>
-    </w:lvl>
-    <w:lvl w:ilvl="1">
-      <w:start w:val="1"/>
-      <w:numFmt w:val="decimal"/>
-      <w:lvlText w:val="%1.%2"/>
-      <w:lvlJc w:val="left"/>
-      <w:pPr>
-        <w:ind w:left="360" w:hanging="360"/>
-      </w:pPr>
-      <w:rPr>
-        <w:rFonts w:hint="default"/>
-      </w:rPr>
-    </w:lvl>
-    <w:lvl w:ilvl="2">
-      <w:start w:val="1"/>
-      <w:numFmt w:val="decimal"/>
-      <w:lvlText w:val="%1.%2.%3"/>
-      <w:lvlJc w:val="left"/>
-      <w:pPr>
-        <w:ind w:left="720" w:hanging="720"/>
-      </w:pPr>
-      <w:rPr>
-        <w:rFonts w:hint="default"/>
-      </w:rPr>
-    </w:lvl>
-    <w:lvl w:ilvl="3">
-      <w:start w:val="1"/>
-      <w:numFmt w:val="decimal"/>
-      <w:lvlText w:val="%1.%2.%3.%4"/>
-      <w:lvlJc w:val="left"/>
-      <w:pPr>
-        <w:ind w:left="720" w:hanging="720"/>
-      </w:pPr>
-      <w:rPr>
-        <w:rFonts w:hint="default"/>
-      </w:rPr>
-    </w:lvl>
-    <w:lvl w:ilvl="4">
-      <w:start w:val="1"/>
-      <w:numFmt w:val="decimal"/>
-      <w:lvlText w:val="%1.%2.%3.%4.%5"/>
-      <w:lvlJc w:val="left"/>
-      <w:pPr>
-        <w:ind w:left="1080" w:hanging="1080"/>
-      </w:pPr>
-      <w:rPr>
-        <w:rFonts w:hint="default"/>
-      </w:rPr>
-    </w:lvl>
-    <w:lvl w:ilvl="5">
-      <w:start w:val="1"/>
-      <w:numFmt w:val="decimal"/>
-      <w:lvlText w:val="%1.%2.%3.%4.%5.%6"/>
-      <w:lvlJc w:val="left"/>
-      <w:pPr>
-        <w:ind w:left="1080" w:hanging="1080"/>
-      </w:pPr>
-      <w:rPr>
-        <w:rFonts w:hint="default"/>
-      </w:rPr>
-    </w:lvl>
-    <w:lvl w:ilvl="6">
-      <w:start w:val="1"/>
-      <w:numFmt w:val="decimal"/>
-      <w:lvlText w:val="%1.%2.%3.%4.%5.%6.%7"/>
-      <w:lvlJc w:val="left"/>
-      <w:pPr>
-        <w:ind w:left="1440" w:hanging="1440"/>
-      </w:pPr>
-      <w:rPr>
-        <w:rFonts w:hint="default"/>
-      </w:rPr>
-    </w:lvl>
-    <w:lvl w:ilvl="7">
-      <w:start w:val="1"/>
-      <w:numFmt w:val="decimal"/>
-      <w:lvlText w:val="%1.%2.%3.%4.%5.%6.%7.%8"/>
-      <w:lvlJc w:val="left"/>
-      <w:pPr>
-        <w:ind w:left="1440" w:hanging="1440"/>
-      </w:pPr>
-      <w:rPr>
-        <w:rFonts w:hint="default"/>
-      </w:rPr>
-    </w:lvl>
-    <w:lvl w:ilvl="8">
-      <w:start w:val="1"/>
-      <w:numFmt w:val="decimal"/>
-      <w:lvlText w:val="%1.%2.%3.%4.%5.%6.%7.%8.%9"/>
-      <w:lvlJc w:val="left"/>
-      <w:pPr>
-        <w:ind w:left="1440" w:hanging="1440"/>
-      </w:pPr>
-      <w:rPr>
-        <w:rFonts w:hint="default"/>
-      </w:rPr>
-    </w:lvl>
-  </w:abstractNum>
-  <w:abstractNum w:abstractNumId="36" w15:restartNumberingAfterBreak="0">
+  <w:abstractNum w:abstractNumId="22" w15:restartNumberingAfterBreak="0">
     <w:nsid w:val="668D7196"/>
     <w:multiLevelType w:val="multilevel"/>
     <w:tmpl w:val="D22676C6"/>
@@ -19822,10 +18184,10 @@
       </w:rPr>
     </w:lvl>
   </w:abstractNum>
-  <w:abstractNum w:abstractNumId="37" w15:restartNumberingAfterBreak="0">
-    <w:nsid w:val="6C3159C2"/>
+  <w:abstractNum w:abstractNumId="23" w15:restartNumberingAfterBreak="0">
+    <w:nsid w:val="7B1350B2"/>
     <w:multiLevelType w:val="multilevel"/>
-    <w:tmpl w:val="8480A84C"/>
+    <w:tmpl w:val="133C64C2"/>
     <w:lvl w:ilvl="0">
       <w:start w:val="1"/>
       <w:numFmt w:val="bullet"/>
@@ -19971,530 +18333,79 @@
       </w:rPr>
     </w:lvl>
   </w:abstractNum>
-  <w:abstractNum w:abstractNumId="38" w15:restartNumberingAfterBreak="0">
-    <w:nsid w:val="6DD30D24"/>
-    <w:multiLevelType w:val="multilevel"/>
-    <w:tmpl w:val="340A001F"/>
-    <w:lvl w:ilvl="0">
-      <w:start w:val="1"/>
-      <w:numFmt w:val="decimal"/>
-      <w:lvlText w:val="%1."/>
-      <w:lvlJc w:val="left"/>
-      <w:pPr>
-        <w:ind w:left="360" w:hanging="360"/>
-      </w:pPr>
-    </w:lvl>
-    <w:lvl w:ilvl="1">
-      <w:start w:val="1"/>
-      <w:numFmt w:val="decimal"/>
-      <w:lvlText w:val="%1.%2."/>
-      <w:lvlJc w:val="left"/>
-      <w:pPr>
-        <w:ind w:left="792" w:hanging="432"/>
-      </w:pPr>
-    </w:lvl>
-    <w:lvl w:ilvl="2">
-      <w:start w:val="1"/>
-      <w:numFmt w:val="decimal"/>
-      <w:lvlText w:val="%1.%2.%3."/>
-      <w:lvlJc w:val="left"/>
-      <w:pPr>
-        <w:ind w:left="1224" w:hanging="504"/>
-      </w:pPr>
-    </w:lvl>
-    <w:lvl w:ilvl="3">
-      <w:start w:val="1"/>
-      <w:numFmt w:val="decimal"/>
-      <w:lvlText w:val="%1.%2.%3.%4."/>
-      <w:lvlJc w:val="left"/>
-      <w:pPr>
-        <w:ind w:left="1728" w:hanging="648"/>
-      </w:pPr>
-    </w:lvl>
-    <w:lvl w:ilvl="4">
-      <w:start w:val="1"/>
-      <w:numFmt w:val="decimal"/>
-      <w:lvlText w:val="%1.%2.%3.%4.%5."/>
-      <w:lvlJc w:val="left"/>
-      <w:pPr>
-        <w:ind w:left="2232" w:hanging="792"/>
-      </w:pPr>
-    </w:lvl>
-    <w:lvl w:ilvl="5">
-      <w:start w:val="1"/>
-      <w:numFmt w:val="decimal"/>
-      <w:lvlText w:val="%1.%2.%3.%4.%5.%6."/>
-      <w:lvlJc w:val="left"/>
-      <w:pPr>
-        <w:ind w:left="2736" w:hanging="936"/>
-      </w:pPr>
-    </w:lvl>
-    <w:lvl w:ilvl="6">
-      <w:start w:val="1"/>
-      <w:numFmt w:val="decimal"/>
-      <w:lvlText w:val="%1.%2.%3.%4.%5.%6.%7."/>
-      <w:lvlJc w:val="left"/>
-      <w:pPr>
-        <w:ind w:left="3240" w:hanging="1080"/>
-      </w:pPr>
-    </w:lvl>
-    <w:lvl w:ilvl="7">
-      <w:start w:val="1"/>
-      <w:numFmt w:val="decimal"/>
-      <w:lvlText w:val="%1.%2.%3.%4.%5.%6.%7.%8."/>
-      <w:lvlJc w:val="left"/>
-      <w:pPr>
-        <w:ind w:left="3744" w:hanging="1224"/>
-      </w:pPr>
-    </w:lvl>
-    <w:lvl w:ilvl="8">
-      <w:start w:val="1"/>
-      <w:numFmt w:val="decimal"/>
-      <w:lvlText w:val="%1.%2.%3.%4.%5.%6.%7.%8.%9."/>
-      <w:lvlJc w:val="left"/>
-      <w:pPr>
-        <w:ind w:left="4320" w:hanging="1440"/>
-      </w:pPr>
-    </w:lvl>
-  </w:abstractNum>
-  <w:abstractNum w:abstractNumId="39" w15:restartNumberingAfterBreak="0">
-    <w:nsid w:val="7B1350B2"/>
-    <w:multiLevelType w:val="multilevel"/>
-    <w:tmpl w:val="133C64C2"/>
-    <w:lvl w:ilvl="0">
-      <w:start w:val="1"/>
-      <w:numFmt w:val="bullet"/>
-      <w:lvlText w:val=""/>
-      <w:lvlJc w:val="left"/>
-      <w:pPr>
-        <w:tabs>
-          <w:tab w:val="num" w:pos="720"/>
-        </w:tabs>
-        <w:ind w:left="720" w:hanging="360"/>
-      </w:pPr>
-      <w:rPr>
-        <w:rFonts w:ascii="Symbol" w:hAnsi="Symbol" w:hint="default"/>
-        <w:sz w:val="20"/>
-      </w:rPr>
-    </w:lvl>
-    <w:lvl w:ilvl="1" w:tentative="1">
-      <w:start w:val="1"/>
-      <w:numFmt w:val="bullet"/>
-      <w:lvlText w:val="o"/>
-      <w:lvlJc w:val="left"/>
-      <w:pPr>
-        <w:tabs>
-          <w:tab w:val="num" w:pos="1440"/>
-        </w:tabs>
-        <w:ind w:left="1440" w:hanging="360"/>
-      </w:pPr>
-      <w:rPr>
-        <w:rFonts w:ascii="Courier New" w:hAnsi="Courier New" w:hint="default"/>
-        <w:sz w:val="20"/>
-      </w:rPr>
-    </w:lvl>
-    <w:lvl w:ilvl="2" w:tentative="1">
-      <w:start w:val="1"/>
-      <w:numFmt w:val="bullet"/>
-      <w:lvlText w:val=""/>
-      <w:lvlJc w:val="left"/>
-      <w:pPr>
-        <w:tabs>
-          <w:tab w:val="num" w:pos="2160"/>
-        </w:tabs>
-        <w:ind w:left="2160" w:hanging="360"/>
-      </w:pPr>
-      <w:rPr>
-        <w:rFonts w:ascii="Wingdings" w:hAnsi="Wingdings" w:hint="default"/>
-        <w:sz w:val="20"/>
-      </w:rPr>
-    </w:lvl>
-    <w:lvl w:ilvl="3" w:tentative="1">
-      <w:start w:val="1"/>
-      <w:numFmt w:val="bullet"/>
-      <w:lvlText w:val=""/>
-      <w:lvlJc w:val="left"/>
-      <w:pPr>
-        <w:tabs>
-          <w:tab w:val="num" w:pos="2880"/>
-        </w:tabs>
-        <w:ind w:left="2880" w:hanging="360"/>
-      </w:pPr>
-      <w:rPr>
-        <w:rFonts w:ascii="Wingdings" w:hAnsi="Wingdings" w:hint="default"/>
-        <w:sz w:val="20"/>
-      </w:rPr>
-    </w:lvl>
-    <w:lvl w:ilvl="4" w:tentative="1">
-      <w:start w:val="1"/>
-      <w:numFmt w:val="bullet"/>
-      <w:lvlText w:val=""/>
-      <w:lvlJc w:val="left"/>
-      <w:pPr>
-        <w:tabs>
-          <w:tab w:val="num" w:pos="3600"/>
-        </w:tabs>
-        <w:ind w:left="3600" w:hanging="360"/>
-      </w:pPr>
-      <w:rPr>
-        <w:rFonts w:ascii="Wingdings" w:hAnsi="Wingdings" w:hint="default"/>
-        <w:sz w:val="20"/>
-      </w:rPr>
-    </w:lvl>
-    <w:lvl w:ilvl="5" w:tentative="1">
-      <w:start w:val="1"/>
-      <w:numFmt w:val="bullet"/>
-      <w:lvlText w:val=""/>
-      <w:lvlJc w:val="left"/>
-      <w:pPr>
-        <w:tabs>
-          <w:tab w:val="num" w:pos="4320"/>
-        </w:tabs>
-        <w:ind w:left="4320" w:hanging="360"/>
-      </w:pPr>
-      <w:rPr>
-        <w:rFonts w:ascii="Wingdings" w:hAnsi="Wingdings" w:hint="default"/>
-        <w:sz w:val="20"/>
-      </w:rPr>
-    </w:lvl>
-    <w:lvl w:ilvl="6" w:tentative="1">
-      <w:start w:val="1"/>
-      <w:numFmt w:val="bullet"/>
-      <w:lvlText w:val=""/>
-      <w:lvlJc w:val="left"/>
-      <w:pPr>
-        <w:tabs>
-          <w:tab w:val="num" w:pos="5040"/>
-        </w:tabs>
-        <w:ind w:left="5040" w:hanging="360"/>
-      </w:pPr>
-      <w:rPr>
-        <w:rFonts w:ascii="Wingdings" w:hAnsi="Wingdings" w:hint="default"/>
-        <w:sz w:val="20"/>
-      </w:rPr>
-    </w:lvl>
-    <w:lvl w:ilvl="7" w:tentative="1">
-      <w:start w:val="1"/>
-      <w:numFmt w:val="bullet"/>
-      <w:lvlText w:val=""/>
-      <w:lvlJc w:val="left"/>
-      <w:pPr>
-        <w:tabs>
-          <w:tab w:val="num" w:pos="5760"/>
-        </w:tabs>
-        <w:ind w:left="5760" w:hanging="360"/>
-      </w:pPr>
-      <w:rPr>
-        <w:rFonts w:ascii="Wingdings" w:hAnsi="Wingdings" w:hint="default"/>
-        <w:sz w:val="20"/>
-      </w:rPr>
-    </w:lvl>
-    <w:lvl w:ilvl="8" w:tentative="1">
-      <w:start w:val="1"/>
-      <w:numFmt w:val="bullet"/>
-      <w:lvlText w:val=""/>
-      <w:lvlJc w:val="left"/>
-      <w:pPr>
-        <w:tabs>
-          <w:tab w:val="num" w:pos="6480"/>
-        </w:tabs>
-        <w:ind w:left="6480" w:hanging="360"/>
-      </w:pPr>
-      <w:rPr>
-        <w:rFonts w:ascii="Wingdings" w:hAnsi="Wingdings" w:hint="default"/>
-        <w:sz w:val="20"/>
-      </w:rPr>
-    </w:lvl>
-  </w:abstractNum>
-  <w:num w:numId="1" w16cid:durableId="996807313">
+  <w:num w:numId="1" w16cid:durableId="1210612143">
+    <w:abstractNumId w:val="10"/>
+  </w:num>
+  <w:num w:numId="2" w16cid:durableId="1224831697">
+    <w:abstractNumId w:val="19"/>
+  </w:num>
+  <w:num w:numId="3" w16cid:durableId="1547640052">
+    <w:abstractNumId w:val="16"/>
+  </w:num>
+  <w:num w:numId="4" w16cid:durableId="58870912">
+    <w:abstractNumId w:val="1"/>
+  </w:num>
+  <w:num w:numId="5" w16cid:durableId="196621503">
+    <w:abstractNumId w:val="7"/>
+  </w:num>
+  <w:num w:numId="6" w16cid:durableId="1043335327">
+    <w:abstractNumId w:val="9"/>
+  </w:num>
+  <w:num w:numId="7" w16cid:durableId="1999840737">
+    <w:abstractNumId w:val="11"/>
+  </w:num>
+  <w:num w:numId="8" w16cid:durableId="994143492">
+    <w:abstractNumId w:val="17"/>
+  </w:num>
+  <w:num w:numId="9" w16cid:durableId="9456584">
+    <w:abstractNumId w:val="0"/>
+  </w:num>
+  <w:num w:numId="10" w16cid:durableId="1927766244">
+    <w:abstractNumId w:val="22"/>
+  </w:num>
+  <w:num w:numId="11" w16cid:durableId="2142965690">
     <w:abstractNumId w:val="2"/>
   </w:num>
-  <w:num w:numId="2" w16cid:durableId="1036585391">
-    <w:abstractNumId w:val="30"/>
+  <w:num w:numId="12" w16cid:durableId="380399277">
+    <w:abstractNumId w:val="21"/>
   </w:num>
-  <w:num w:numId="3" w16cid:durableId="1210612143">
+  <w:num w:numId="13" w16cid:durableId="1867600482">
+    <w:abstractNumId w:val="23"/>
+  </w:num>
+  <w:num w:numId="14" w16cid:durableId="84107748">
     <w:abstractNumId w:val="15"/>
   </w:num>
-  <w:num w:numId="4" w16cid:durableId="1142652201">
+  <w:num w:numId="15" w16cid:durableId="1940990467">
+    <w:abstractNumId w:val="18"/>
+  </w:num>
+  <w:num w:numId="16" w16cid:durableId="1045324975">
+    <w:abstractNumId w:val="8"/>
+  </w:num>
+  <w:num w:numId="17" w16cid:durableId="458914110">
+    <w:abstractNumId w:val="20"/>
+  </w:num>
+  <w:num w:numId="18" w16cid:durableId="287468706">
+    <w:abstractNumId w:val="3"/>
+  </w:num>
+  <w:num w:numId="19" w16cid:durableId="257561282">
     <w:abstractNumId w:val="4"/>
   </w:num>
-  <w:num w:numId="5" w16cid:durableId="1224831697">
-    <w:abstractNumId w:val="31"/>
+  <w:num w:numId="20" w16cid:durableId="2027058162">
+    <w:abstractNumId w:val="5"/>
   </w:num>
-  <w:num w:numId="6" w16cid:durableId="1785271291">
-    <w:abstractNumId w:val="25"/>
+  <w:num w:numId="21" w16cid:durableId="889609937">
+    <w:abstractNumId w:val="14"/>
   </w:num>
-  <w:num w:numId="7" w16cid:durableId="1134833980">
-    <w:abstractNumId w:val="38"/>
+  <w:num w:numId="22" w16cid:durableId="58526513">
+    <w:abstractNumId w:val="6"/>
   </w:num>
-  <w:num w:numId="8" w16cid:durableId="557591849">
-    <w:abstractNumId w:val="26"/>
+  <w:num w:numId="23" w16cid:durableId="1731658145">
+    <w:abstractNumId w:val="13"/>
   </w:num>
-  <w:num w:numId="9" w16cid:durableId="101538288">
-    <w:abstractNumId w:val="25"/>
-    <w:lvlOverride w:ilvl="0">
-      <w:startOverride w:val="1"/>
-    </w:lvlOverride>
-    <w:lvlOverride w:ilvl="1">
-      <w:startOverride w:val="1"/>
-    </w:lvlOverride>
-    <w:lvlOverride w:ilvl="2">
-      <w:startOverride w:val="1"/>
-    </w:lvlOverride>
-    <w:lvlOverride w:ilvl="3">
-      <w:startOverride w:val="1"/>
-    </w:lvlOverride>
-    <w:lvlOverride w:ilvl="4">
-      <w:startOverride w:val="1"/>
-    </w:lvlOverride>
-    <w:lvlOverride w:ilvl="5">
-      <w:startOverride w:val="1"/>
-    </w:lvlOverride>
-    <w:lvlOverride w:ilvl="6">
-      <w:startOverride w:val="1"/>
-    </w:lvlOverride>
-    <w:lvlOverride w:ilvl="7">
-      <w:startOverride w:val="1"/>
-    </w:lvlOverride>
-    <w:lvlOverride w:ilvl="8">
-      <w:startOverride w:val="1"/>
-    </w:lvlOverride>
-  </w:num>
-  <w:num w:numId="10" w16cid:durableId="1547640052">
-    <w:abstractNumId w:val="25"/>
-  </w:num>
-  <w:num w:numId="11" w16cid:durableId="440950579">
-    <w:abstractNumId w:val="25"/>
-    <w:lvlOverride w:ilvl="0">
-      <w:startOverride w:val="1"/>
-    </w:lvlOverride>
-    <w:lvlOverride w:ilvl="1">
-      <w:startOverride w:val="1"/>
-    </w:lvlOverride>
-    <w:lvlOverride w:ilvl="2">
-      <w:startOverride w:val="1"/>
-    </w:lvlOverride>
-    <w:lvlOverride w:ilvl="3">
-      <w:startOverride w:val="1"/>
-    </w:lvlOverride>
-    <w:lvlOverride w:ilvl="4">
-      <w:startOverride w:val="1"/>
-    </w:lvlOverride>
-    <w:lvlOverride w:ilvl="5">
-      <w:startOverride w:val="1"/>
-    </w:lvlOverride>
-    <w:lvlOverride w:ilvl="6">
-      <w:startOverride w:val="1"/>
-    </w:lvlOverride>
-    <w:lvlOverride w:ilvl="7">
-      <w:startOverride w:val="1"/>
-    </w:lvlOverride>
-    <w:lvlOverride w:ilvl="8">
-      <w:startOverride w:val="1"/>
-    </w:lvlOverride>
-  </w:num>
-  <w:num w:numId="12" w16cid:durableId="389891557">
-    <w:abstractNumId w:val="25"/>
-    <w:lvlOverride w:ilvl="0">
-      <w:startOverride w:val="1"/>
-    </w:lvlOverride>
-    <w:lvlOverride w:ilvl="1">
-      <w:startOverride w:val="1"/>
-    </w:lvlOverride>
-    <w:lvlOverride w:ilvl="2">
-      <w:startOverride w:val="1"/>
-    </w:lvlOverride>
-    <w:lvlOverride w:ilvl="3">
-      <w:startOverride w:val="1"/>
-    </w:lvlOverride>
-    <w:lvlOverride w:ilvl="4">
-      <w:startOverride w:val="1"/>
-    </w:lvlOverride>
-    <w:lvlOverride w:ilvl="5">
-      <w:startOverride w:val="1"/>
-    </w:lvlOverride>
-    <w:lvlOverride w:ilvl="6">
-      <w:startOverride w:val="1"/>
-    </w:lvlOverride>
-    <w:lvlOverride w:ilvl="7">
-      <w:startOverride w:val="1"/>
-    </w:lvlOverride>
-    <w:lvlOverride w:ilvl="8">
-      <w:startOverride w:val="1"/>
-    </w:lvlOverride>
-  </w:num>
-  <w:num w:numId="13" w16cid:durableId="408649161">
-    <w:abstractNumId w:val="7"/>
-  </w:num>
-  <w:num w:numId="14" w16cid:durableId="232814723">
-    <w:abstractNumId w:val="25"/>
-  </w:num>
-  <w:num w:numId="15" w16cid:durableId="291594361">
-    <w:abstractNumId w:val="8"/>
-  </w:num>
-  <w:num w:numId="16" w16cid:durableId="1313098068">
-    <w:abstractNumId w:val="25"/>
-    <w:lvlOverride w:ilvl="0">
-      <w:startOverride w:val="1"/>
-    </w:lvlOverride>
-    <w:lvlOverride w:ilvl="1">
-      <w:startOverride w:val="1"/>
-    </w:lvlOverride>
-    <w:lvlOverride w:ilvl="2">
-      <w:startOverride w:val="1"/>
-    </w:lvlOverride>
-    <w:lvlOverride w:ilvl="3">
-      <w:startOverride w:val="1"/>
-    </w:lvlOverride>
-    <w:lvlOverride w:ilvl="4">
-      <w:startOverride w:val="1"/>
-    </w:lvlOverride>
-    <w:lvlOverride w:ilvl="5">
-      <w:startOverride w:val="1"/>
-    </w:lvlOverride>
-    <w:lvlOverride w:ilvl="6">
-      <w:startOverride w:val="1"/>
-    </w:lvlOverride>
-    <w:lvlOverride w:ilvl="7">
-      <w:startOverride w:val="1"/>
-    </w:lvlOverride>
-    <w:lvlOverride w:ilvl="8">
-      <w:startOverride w:val="1"/>
-    </w:lvlOverride>
-  </w:num>
-  <w:num w:numId="17" w16cid:durableId="976496332">
-    <w:abstractNumId w:val="34"/>
-  </w:num>
-  <w:num w:numId="18" w16cid:durableId="1562059018">
-    <w:abstractNumId w:val="28"/>
-  </w:num>
-  <w:num w:numId="19" w16cid:durableId="58870912">
-    <w:abstractNumId w:val="1"/>
-  </w:num>
-  <w:num w:numId="20" w16cid:durableId="1230580468">
-    <w:abstractNumId w:val="25"/>
-  </w:num>
-  <w:num w:numId="21" w16cid:durableId="522480503">
-    <w:abstractNumId w:val="25"/>
-  </w:num>
-  <w:num w:numId="22" w16cid:durableId="196621503">
+  <w:num w:numId="24" w16cid:durableId="1991327755">
     <w:abstractNumId w:val="12"/>
   </w:num>
-  <w:num w:numId="23" w16cid:durableId="256328505">
-    <w:abstractNumId w:val="35"/>
-  </w:num>
-  <w:num w:numId="24" w16cid:durableId="1043335327">
-    <w:abstractNumId w:val="14"/>
-  </w:num>
-  <w:num w:numId="25" w16cid:durableId="1999840737">
-    <w:abstractNumId w:val="17"/>
-  </w:num>
-  <w:num w:numId="26" w16cid:durableId="2120444494">
-    <w:abstractNumId w:val="25"/>
-  </w:num>
-  <w:num w:numId="27" w16cid:durableId="114106421">
-    <w:abstractNumId w:val="25"/>
-  </w:num>
-  <w:num w:numId="28" w16cid:durableId="2070570718">
-    <w:abstractNumId w:val="25"/>
-  </w:num>
-  <w:num w:numId="29" w16cid:durableId="1670326095">
-    <w:abstractNumId w:val="25"/>
-  </w:num>
-  <w:num w:numId="30" w16cid:durableId="1195578070">
-    <w:abstractNumId w:val="25"/>
-  </w:num>
-  <w:num w:numId="31" w16cid:durableId="1989939092">
-    <w:abstractNumId w:val="25"/>
-  </w:num>
-  <w:num w:numId="32" w16cid:durableId="2095544642">
-    <w:abstractNumId w:val="25"/>
-  </w:num>
-  <w:num w:numId="33" w16cid:durableId="994143492">
-    <w:abstractNumId w:val="27"/>
-  </w:num>
-  <w:num w:numId="34" w16cid:durableId="2108428512">
-    <w:abstractNumId w:val="25"/>
-  </w:num>
-  <w:num w:numId="35" w16cid:durableId="305941501">
-    <w:abstractNumId w:val="25"/>
-  </w:num>
-  <w:num w:numId="36" w16cid:durableId="1900750014">
-    <w:abstractNumId w:val="25"/>
-  </w:num>
-  <w:num w:numId="37" w16cid:durableId="9456584">
-    <w:abstractNumId w:val="0"/>
-  </w:num>
-  <w:num w:numId="38" w16cid:durableId="1927766244">
-    <w:abstractNumId w:val="36"/>
-  </w:num>
-  <w:num w:numId="39" w16cid:durableId="2142965690">
-    <w:abstractNumId w:val="5"/>
-  </w:num>
-  <w:num w:numId="40" w16cid:durableId="1838885934">
-    <w:abstractNumId w:val="24"/>
-  </w:num>
-  <w:num w:numId="41" w16cid:durableId="2028099838">
-    <w:abstractNumId w:val="23"/>
-  </w:num>
-  <w:num w:numId="42" w16cid:durableId="330643229">
-    <w:abstractNumId w:val="3"/>
-  </w:num>
-  <w:num w:numId="43" w16cid:durableId="380399277">
-    <w:abstractNumId w:val="33"/>
-  </w:num>
-  <w:num w:numId="44" w16cid:durableId="2101951472">
-    <w:abstractNumId w:val="37"/>
-  </w:num>
-  <w:num w:numId="45" w16cid:durableId="1535344400">
-    <w:abstractNumId w:val="16"/>
-  </w:num>
-  <w:num w:numId="46" w16cid:durableId="1608007436">
-    <w:abstractNumId w:val="25"/>
-  </w:num>
-  <w:num w:numId="47" w16cid:durableId="1867600482">
-    <w:abstractNumId w:val="39"/>
-  </w:num>
-  <w:num w:numId="48" w16cid:durableId="1876383608">
-    <w:abstractNumId w:val="25"/>
-  </w:num>
-  <w:num w:numId="49" w16cid:durableId="84107748">
-    <w:abstractNumId w:val="22"/>
-  </w:num>
-  <w:num w:numId="50" w16cid:durableId="1940990467">
-    <w:abstractNumId w:val="29"/>
-  </w:num>
-  <w:num w:numId="51" w16cid:durableId="1045324975">
-    <w:abstractNumId w:val="13"/>
-  </w:num>
-  <w:num w:numId="52" w16cid:durableId="458914110">
-    <w:abstractNumId w:val="32"/>
-  </w:num>
-  <w:num w:numId="53" w16cid:durableId="287468706">
-    <w:abstractNumId w:val="6"/>
-  </w:num>
-  <w:num w:numId="54" w16cid:durableId="257561282">
-    <w:abstractNumId w:val="9"/>
-  </w:num>
-  <w:num w:numId="55" w16cid:durableId="2027058162">
-    <w:abstractNumId w:val="10"/>
-  </w:num>
-  <w:num w:numId="56" w16cid:durableId="889609937">
-    <w:abstractNumId w:val="21"/>
-  </w:num>
-  <w:num w:numId="57" w16cid:durableId="867252284">
-    <w:abstractNumId w:val="19"/>
-  </w:num>
-  <w:num w:numId="58" w16cid:durableId="58526513">
-    <w:abstractNumId w:val="11"/>
-  </w:num>
-  <w:num w:numId="59" w16cid:durableId="1731658145">
-    <w:abstractNumId w:val="20"/>
-  </w:num>
-  <w:num w:numId="60" w16cid:durableId="1991327755">
-    <w:abstractNumId w:val="18"/>
-  </w:num>
-  <w:numIdMacAtCleanup w:val="12"/>
+  <w:numIdMacAtCleanup w:val="24"/>
 </w:numbering>
 </file>
 
@@ -20994,6 +18905,7 @@
   <w:style w:type="character" w:default="1" w:styleId="Fuentedeprrafopredeter">
     <w:name w:val="Default Paragraph Font"/>
     <w:uiPriority w:val="1"/>
+    <w:semiHidden/>
     <w:unhideWhenUsed/>
   </w:style>
   <w:style w:type="table" w:default="1" w:styleId="Tablanormal">
@@ -21549,7 +19461,7 @@
     <w:rsid w:val="009C14FD"/>
     <w:pPr>
       <w:numPr>
-        <w:numId w:val="5"/>
+        <w:numId w:val="2"/>
       </w:numPr>
       <w:spacing w:before="120" w:after="120" w:line="240" w:lineRule="auto"/>
       <w:jc w:val="both"/>
@@ -21613,7 +19525,7 @@
     <w:rsid w:val="00E12E22"/>
     <w:pPr>
       <w:numPr>
-        <w:numId w:val="3"/>
+        <w:numId w:val="1"/>
       </w:numPr>
       <w:spacing w:before="120"/>
     </w:pPr>
@@ -21807,7 +19719,7 @@
     <w:pPr>
       <w:numPr>
         <w:ilvl w:val="1"/>
-        <w:numId w:val="10"/>
+        <w:numId w:val="3"/>
       </w:numPr>
       <w:tabs>
         <w:tab w:val="left" w:pos="709"/>
@@ -22209,10 +20121,6 @@
 </file>
 
 <file path=customXml/item1.xml><?xml version="1.0" encoding="utf-8"?>
-<b:Sources xmlns:b="http://schemas.openxmlformats.org/officeDocument/2006/bibliography" xmlns="http://schemas.openxmlformats.org/officeDocument/2006/bibliography" SelectedStyle="\APASixthEditionOfficeOnline.xsl" StyleName="APA" Version="6"/>
-</file>
-
-<file path=customXml/item2.xml><?xml version="1.0" encoding="utf-8"?>
 <ct:contentTypeSchema xmlns:ct="http://schemas.microsoft.com/office/2006/metadata/contentType" xmlns:ma="http://schemas.microsoft.com/office/2006/metadata/properties/metaAttributes" ct:_="" ma:_="" ma:contentTypeName="Documento" ma:contentTypeID="0x0101007BDD80B2DF3B4A48BEFAF9D653F7AB76" ma:contentTypeVersion="14" ma:contentTypeDescription="Crear nuevo documento." ma:contentTypeScope="" ma:versionID="dcd630353014c0794e9af5d3940c4355">
   <xsd:schema xmlns:xsd="http://www.w3.org/2001/XMLSchema" xmlns:xs="http://www.w3.org/2001/XMLSchema" xmlns:p="http://schemas.microsoft.com/office/2006/metadata/properties" xmlns:ns2="761aade0-c56a-4bfb-a3f4-7c00d91f8fba" xmlns:ns3="a4651164-0f15-4d13-a36d-0ab7743e2aa9" targetNamespace="http://schemas.microsoft.com/office/2006/metadata/properties" ma:root="true" ma:fieldsID="e1ade2dada4b80f15c88fdaed65ae374" ns2:_="" ns3:_="">
     <xsd:import namespace="761aade0-c56a-4bfb-a3f4-7c00d91f8fba"/>
@@ -22441,7 +20349,20 @@
 </ct:contentTypeSchema>
 </file>
 
+<file path=customXml/item2.xml><?xml version="1.0" encoding="utf-8"?>
+<b:Sources xmlns:b="http://schemas.openxmlformats.org/officeDocument/2006/bibliography" xmlns="http://schemas.openxmlformats.org/officeDocument/2006/bibliography" SelectedStyle="\APASixthEditionOfficeOnline.xsl" StyleName="APA" Version="6"/>
+</file>
+
 <file path=customXml/item3.xml><?xml version="1.0" encoding="utf-8"?>
+<?mso-contentType ?>
+<FormTemplates xmlns="http://schemas.microsoft.com/sharepoint/v3/contenttype/forms">
+  <Display>DocumentLibraryForm</Display>
+  <Edit>DocumentLibraryForm</Edit>
+  <New>DocumentLibraryForm</New>
+</FormTemplates>
+</file>
+
+<file path=customXml/item4.xml><?xml version="1.0" encoding="utf-8"?>
 <p:properties xmlns:p="http://schemas.microsoft.com/office/2006/metadata/properties" xmlns:xsi="http://www.w3.org/2001/XMLSchema-instance" xmlns:pc="http://schemas.microsoft.com/office/infopath/2007/PartnerControls">
   <documentManagement>
     <TaxCatchAll xmlns="a4651164-0f15-4d13-a36d-0ab7743e2aa9" xsi:nil="true"/>
@@ -22452,24 +20373,7 @@
 </p:properties>
 </file>
 
-<file path=customXml/item4.xml><?xml version="1.0" encoding="utf-8"?>
-<?mso-contentType ?>
-<FormTemplates xmlns="http://schemas.microsoft.com/sharepoint/v3/contenttype/forms">
-  <Display>DocumentLibraryForm</Display>
-  <Edit>DocumentLibraryForm</Edit>
-  <New>DocumentLibraryForm</New>
-</FormTemplates>
-</file>
-
 <file path=customXml/itemProps1.xml><?xml version="1.0" encoding="utf-8"?>
-<ds:datastoreItem xmlns:ds="http://schemas.openxmlformats.org/officeDocument/2006/customXml" ds:itemID="{CA9F31EA-547E-49B0-A046-11B77B9EC69A}">
-  <ds:schemaRefs>
-    <ds:schemaRef ds:uri="http://schemas.openxmlformats.org/officeDocument/2006/bibliography"/>
-  </ds:schemaRefs>
-</ds:datastoreItem>
-</file>
-
-<file path=customXml/itemProps2.xml><?xml version="1.0" encoding="utf-8"?>
 <ds:datastoreItem xmlns:ds="http://schemas.openxmlformats.org/officeDocument/2006/customXml" ds:itemID="{3BC58AD6-D8D8-463F-9AD4-9CC637BB820F}">
   <ds:schemaRefs>
     <ds:schemaRef ds:uri="http://schemas.microsoft.com/office/2006/metadata/contentType"/>
@@ -22488,7 +20392,23 @@
 </ds:datastoreItem>
 </file>
 
+<file path=customXml/itemProps2.xml><?xml version="1.0" encoding="utf-8"?>
+<ds:datastoreItem xmlns:ds="http://schemas.openxmlformats.org/officeDocument/2006/customXml" ds:itemID="{CA9F31EA-547E-49B0-A046-11B77B9EC69A}">
+  <ds:schemaRefs>
+    <ds:schemaRef ds:uri="http://schemas.openxmlformats.org/officeDocument/2006/bibliography"/>
+  </ds:schemaRefs>
+</ds:datastoreItem>
+</file>
+
 <file path=customXml/itemProps3.xml><?xml version="1.0" encoding="utf-8"?>
+<ds:datastoreItem xmlns:ds="http://schemas.openxmlformats.org/officeDocument/2006/customXml" ds:itemID="{49709B3A-932F-4849-B873-2A1178BABAC3}">
+  <ds:schemaRefs>
+    <ds:schemaRef ds:uri="http://schemas.microsoft.com/sharepoint/v3/contenttype/forms"/>
+  </ds:schemaRefs>
+</ds:datastoreItem>
+</file>
+
+<file path=customXml/itemProps4.xml><?xml version="1.0" encoding="utf-8"?>
 <ds:datastoreItem xmlns:ds="http://schemas.openxmlformats.org/officeDocument/2006/customXml" ds:itemID="{1BEFC227-36E9-4590-8FCB-F7124DB486A6}">
   <ds:schemaRefs>
     <ds:schemaRef ds:uri="http://schemas.microsoft.com/office/2006/metadata/properties"/>
@@ -22497,12 +20417,4 @@
     <ds:schemaRef ds:uri="761aade0-c56a-4bfb-a3f4-7c00d91f8fba"/>
   </ds:schemaRefs>
 </ds:datastoreItem>
-</file>
-
-<file path=customXml/itemProps4.xml><?xml version="1.0" encoding="utf-8"?>
-<ds:datastoreItem xmlns:ds="http://schemas.openxmlformats.org/officeDocument/2006/customXml" ds:itemID="{49709B3A-932F-4849-B873-2A1178BABAC3}">
-  <ds:schemaRefs>
-    <ds:schemaRef ds:uri="http://schemas.microsoft.com/sharepoint/v3/contenttype/forms"/>
-  </ds:schemaRefs>
-</ds:datastoreItem>
 </file>